--- a/PathLoss_MiniProject_Report.docx
+++ b/PathLoss_MiniProject_Report.docx
@@ -23,20 +23,10 @@
           <w:b/>
           <w:bCs/>
           <w:color w:val="0D47A1"/>
-          <w:sz w:val="56"/>
-          <w:szCs w:val="56"/>
+          <w:sz w:val="52"/>
+          <w:szCs w:val="52"/>
         </w:rPr>
       </w:pPr>
-      <w:r>
-        <w:rPr>
-          <w:b/>
-          <w:bCs/>
-          <w:color w:val="0D47A1"/>
-          <w:sz w:val="56"/>
-          <w:szCs w:val="56"/>
-        </w:rPr>
-        <w:t>WIRELESS PROJECT REPORT</w:t>
-      </w:r>
     </w:p>
     <w:p>
       <w:pPr>
@@ -56,6 +46,58 @@
         <w:spacing w:after="80"/>
         <w:jc w:val="center"/>
         <w:rPr>
+          <w:b/>
+          <w:bCs/>
+          <w:color w:val="0D47A1"/>
+          <w:sz w:val="52"/>
+          <w:szCs w:val="52"/>
+        </w:rPr>
+      </w:pPr>
+    </w:p>
+    <w:p>
+      <w:pPr>
+        <w:spacing w:after="80"/>
+        <w:jc w:val="center"/>
+        <w:rPr>
+          <w:b/>
+          <w:bCs/>
+          <w:color w:val="0D47A1"/>
+          <w:sz w:val="52"/>
+          <w:szCs w:val="52"/>
+        </w:rPr>
+      </w:pPr>
+    </w:p>
+    <w:p>
+      <w:pPr>
+        <w:spacing w:after="80"/>
+        <w:jc w:val="center"/>
+        <w:rPr>
+          <w:b/>
+          <w:bCs/>
+          <w:color w:val="0D47A1"/>
+          <w:sz w:val="52"/>
+          <w:szCs w:val="52"/>
+        </w:rPr>
+      </w:pPr>
+    </w:p>
+    <w:p>
+      <w:pPr>
+        <w:spacing w:after="80"/>
+        <w:jc w:val="center"/>
+        <w:rPr>
+          <w:b/>
+          <w:bCs/>
+          <w:color w:val="0D47A1"/>
+          <w:sz w:val="52"/>
+          <w:szCs w:val="52"/>
+        </w:rPr>
+      </w:pPr>
+    </w:p>
+    <w:p>
+      <w:pPr>
+        <w:spacing w:after="80"/>
+        <w:jc w:val="center"/>
+        <w:rPr>
           <w:sz w:val="20"/>
           <w:szCs w:val="20"/>
         </w:rPr>
@@ -186,7 +228,21 @@
         <w:rPr>
           <w:color w:val="424242"/>
         </w:rPr>
-        <w:t>This project aims to utilize both supervised and unsupervised machine learning techniques to analyze real-world signal data and model the relationship between distance and signal attenuation. The goal is to improve prediction accuracy, identify underlying patterns in the data, and evaluate whether a single model can generalize across environments or if environment-specific models are required.</w:t>
+        <w:t xml:space="preserve">This project aims to utilize both supervised and unsupervised machine learning techniques to </w:t>
+      </w:r>
+      <w:proofErr w:type="spellStart"/>
+      <w:r>
+        <w:rPr>
+          <w:color w:val="424242"/>
+        </w:rPr>
+        <w:t>analyze</w:t>
+      </w:r>
+      <w:proofErr w:type="spellEnd"/>
+      <w:r>
+        <w:rPr>
+          <w:color w:val="424242"/>
+        </w:rPr>
+        <w:t xml:space="preserve"> real-world signal data and model the relationship between distance and signal attenuation. The goal is to improve prediction accuracy, identify underlying patterns in the data, and evaluate whether a single model can generalize across environments or if environment-specific models are required.</w:t>
       </w:r>
     </w:p>
     <w:p>
@@ -1963,11 +2019,33 @@
         </w:numPr>
         <w:spacing w:before="40" w:after="60"/>
       </w:pPr>
+      <w:proofErr w:type="spellStart"/>
       <w:r>
         <w:rPr>
           <w:color w:val="424242"/>
         </w:rPr>
-        <w:t>Δlat, Δlon — displacement vector from UE to tower (encodes direction).</w:t>
+        <w:t>Δlat</w:t>
+      </w:r>
+      <w:proofErr w:type="spellEnd"/>
+      <w:r>
+        <w:rPr>
+          <w:color w:val="424242"/>
+        </w:rPr>
+        <w:t xml:space="preserve">, </w:t>
+      </w:r>
+      <w:proofErr w:type="spellStart"/>
+      <w:r>
+        <w:rPr>
+          <w:color w:val="424242"/>
+        </w:rPr>
+        <w:t>Δlon</w:t>
+      </w:r>
+      <w:proofErr w:type="spellEnd"/>
+      <w:r>
+        <w:rPr>
+          <w:color w:val="424242"/>
+        </w:rPr>
+        <w:t xml:space="preserve"> — displacement vector from UE to tower (encodes direction).</w:t>
       </w:r>
     </w:p>
     <w:p>
@@ -2026,13 +2104,29 @@
           <w:bCs/>
           <w:color w:val="424242"/>
         </w:rPr>
-        <w:t>PL(d) = P_TX − RSRP</w:t>
+        <w:t xml:space="preserve">PL(d) = P_TX − </w:t>
+      </w:r>
+      <w:proofErr w:type="gramStart"/>
+      <w:r>
+        <w:rPr>
+          <w:b/>
+          <w:bCs/>
+          <w:color w:val="424242"/>
+        </w:rPr>
+        <w:t>RSRP</w:t>
       </w:r>
       <w:r>
         <w:rPr>
           <w:color w:val="424242"/>
         </w:rPr>
-        <w:t xml:space="preserve">  where P_TX = 58 dBm</w:t>
+        <w:t xml:space="preserve">  where</w:t>
+      </w:r>
+      <w:proofErr w:type="gramEnd"/>
+      <w:r>
+        <w:rPr>
+          <w:color w:val="424242"/>
+        </w:rPr>
+        <w:t xml:space="preserve"> P_TX = 58 dBm</w:t>
       </w:r>
     </w:p>
     <w:p>
@@ -2135,7 +2229,21 @@
         <w:rPr>
           <w:color w:val="424242"/>
         </w:rPr>
-        <w:t>The log-distance model first predicts PL. The residual (actual − log-distance prediction) is then modelled using an ensemble regressor. Final prediction = log-distance prediction + ML-predicted residual. This two-stage approach retains the physically-grounded trend while correcting for shadowing and local effects.</w:t>
+        <w:t xml:space="preserve">The </w:t>
+      </w:r>
+      <w:proofErr w:type="spellStart"/>
+      <w:r>
+        <w:rPr>
+          <w:color w:val="424242"/>
+        </w:rPr>
+        <w:t>log</w:t>
+      </w:r>
+      <w:proofErr w:type="spellEnd"/>
+      <w:r>
+        <w:rPr>
+          <w:color w:val="424242"/>
+        </w:rPr>
+        <w:t>-distance model first predicts PL. The residual (actual − log-distance prediction) is then modelled using an ensemble regressor. Final prediction = log-distance prediction + ML-predicted residual. This two-stage approach retains the physically-grounded trend while correcting for shadowing and local effects.</w:t>
       </w:r>
     </w:p>
     <w:p>
@@ -5077,7 +5185,35 @@
         <w:rPr>
           <w:color w:val="424242"/>
         </w:rPr>
-        <w:t>Evaluate XGBoost and LightGBM — expected to perform competitively with Gradient Boosting with faster training.</w:t>
+        <w:t xml:space="preserve">Evaluate </w:t>
+      </w:r>
+      <w:proofErr w:type="spellStart"/>
+      <w:r>
+        <w:rPr>
+          <w:color w:val="424242"/>
+        </w:rPr>
+        <w:t>XGBoost</w:t>
+      </w:r>
+      <w:proofErr w:type="spellEnd"/>
+      <w:r>
+        <w:rPr>
+          <w:color w:val="424242"/>
+        </w:rPr>
+        <w:t xml:space="preserve"> and </w:t>
+      </w:r>
+      <w:proofErr w:type="spellStart"/>
+      <w:r>
+        <w:rPr>
+          <w:color w:val="424242"/>
+        </w:rPr>
+        <w:t>LightGBM</w:t>
+      </w:r>
+      <w:proofErr w:type="spellEnd"/>
+      <w:r>
+        <w:rPr>
+          <w:color w:val="424242"/>
+        </w:rPr>
+        <w:t xml:space="preserve"> — expected to perform competitively with Gradient Boosting with faster training.</w:t>
       </w:r>
     </w:p>
     <w:p>
@@ -5127,13 +5263,23 @@
       </w:r>
     </w:p>
     <w:p>
+      <w:proofErr w:type="spellStart"/>
       <w:r>
         <w:rPr>
           <w:b/>
           <w:bCs/>
           <w:u w:val="single"/>
         </w:rPr>
-        <w:t>Git Repo:</w:t>
+        <w:t>Git</w:t>
+      </w:r>
+      <w:proofErr w:type="spellEnd"/>
+      <w:r>
+        <w:rPr>
+          <w:b/>
+          <w:bCs/>
+          <w:u w:val="single"/>
+        </w:rPr>
+        <w:t xml:space="preserve"> Repo:</w:t>
       </w:r>
       <w:r>
         <w:t xml:space="preserve"> </w:t>
@@ -5194,8 +5340,13 @@
     </w:p>
     <w:p>
       <w:r>
-        <w:t>import json</w:t>
-      </w:r>
+        <w:t xml:space="preserve">import </w:t>
+      </w:r>
+      <w:proofErr w:type="spellStart"/>
+      <w:r>
+        <w:t>json</w:t>
+      </w:r>
+      <w:proofErr w:type="spellEnd"/>
     </w:p>
     <w:p>
       <w:r>
@@ -5204,49 +5355,155 @@
     </w:p>
     <w:p>
       <w:r>
-        <w:t>import matplotlib.pyplot as plt</w:t>
-      </w:r>
-    </w:p>
-    <w:p>
-      <w:r>
-        <w:t>import seaborn as sns</w:t>
-      </w:r>
-    </w:p>
-    <w:p>
-      <w:r>
-        <w:t>import numpy as np</w:t>
+        <w:t xml:space="preserve">import </w:t>
+      </w:r>
+      <w:proofErr w:type="spellStart"/>
+      <w:proofErr w:type="gramStart"/>
+      <w:r>
+        <w:t>matplotlib.pyplot</w:t>
+      </w:r>
+      <w:proofErr w:type="spellEnd"/>
+      <w:proofErr w:type="gramEnd"/>
+      <w:r>
+        <w:t xml:space="preserve"> as </w:t>
+      </w:r>
+      <w:proofErr w:type="spellStart"/>
+      <w:r>
+        <w:t>plt</w:t>
+      </w:r>
+      <w:proofErr w:type="spellEnd"/>
+    </w:p>
+    <w:p>
+      <w:r>
+        <w:t xml:space="preserve">import seaborn as </w:t>
+      </w:r>
+      <w:proofErr w:type="spellStart"/>
+      <w:r>
+        <w:t>sns</w:t>
+      </w:r>
+      <w:proofErr w:type="spellEnd"/>
+    </w:p>
+    <w:p>
+      <w:r>
+        <w:t xml:space="preserve">import </w:t>
+      </w:r>
+      <w:proofErr w:type="spellStart"/>
+      <w:r>
+        <w:t>numpy</w:t>
+      </w:r>
+      <w:proofErr w:type="spellEnd"/>
+      <w:r>
+        <w:t xml:space="preserve"> as np</w:t>
       </w:r>
     </w:p>
     <w:p/>
     <w:p>
-      <w:r>
-        <w:t>jsonFilePath = "C:/Dir/IITM-M.Tech/Wireless Communication/MiniProject/zone_cell_data/"</w:t>
-      </w:r>
-    </w:p>
-    <w:p>
-      <w:r>
-        <w:t># jsonFileNameWithoutExtension = "zone1"</w:t>
-      </w:r>
-    </w:p>
-    <w:p>
-      <w:r>
-        <w:t>jsonFileNameWithoutExtension = "zone2"</w:t>
-      </w:r>
-    </w:p>
-    <w:p>
-      <w:r>
-        <w:t>jsonFileNameWithPath = jsonFilePath+jsonFileNameWithoutExtension+".json"</w:t>
+      <w:proofErr w:type="spellStart"/>
+      <w:r>
+        <w:t>jsonFilePath</w:t>
+      </w:r>
+      <w:proofErr w:type="spellEnd"/>
+      <w:r>
+        <w:t xml:space="preserve"> = "C:/Dir/IITM-M.Tech/Wireless Communication/</w:t>
+      </w:r>
+      <w:proofErr w:type="spellStart"/>
+      <w:r>
+        <w:t>MiniProject</w:t>
+      </w:r>
+      <w:proofErr w:type="spellEnd"/>
+      <w:r>
+        <w:t>/</w:t>
+      </w:r>
+      <w:proofErr w:type="spellStart"/>
+      <w:r>
+        <w:t>zone_cell_data</w:t>
+      </w:r>
+      <w:proofErr w:type="spellEnd"/>
+      <w:r>
+        <w:t>/"</w:t>
+      </w:r>
+    </w:p>
+    <w:p>
+      <w:r>
+        <w:t xml:space="preserve"># </w:t>
+      </w:r>
+      <w:proofErr w:type="spellStart"/>
+      <w:r>
+        <w:t>jsonFileNameWithoutExtension</w:t>
+      </w:r>
+      <w:proofErr w:type="spellEnd"/>
+      <w:r>
+        <w:t xml:space="preserve"> = "zone1"</w:t>
+      </w:r>
+    </w:p>
+    <w:p>
+      <w:proofErr w:type="spellStart"/>
+      <w:r>
+        <w:t>jsonFileNameWithoutExtension</w:t>
+      </w:r>
+      <w:proofErr w:type="spellEnd"/>
+      <w:r>
+        <w:t xml:space="preserve"> = "zone2"</w:t>
+      </w:r>
+    </w:p>
+    <w:p>
+      <w:proofErr w:type="spellStart"/>
+      <w:r>
+        <w:t>jsonFileNameWithPath</w:t>
+      </w:r>
+      <w:proofErr w:type="spellEnd"/>
+      <w:r>
+        <w:t xml:space="preserve"> = </w:t>
+      </w:r>
+      <w:proofErr w:type="spellStart"/>
+      <w:r>
+        <w:t>jsonFilePath+jsonFileNameWithoutExtension</w:t>
+      </w:r>
+      <w:proofErr w:type="spellEnd"/>
+      <w:r>
+        <w:t>+</w:t>
+      </w:r>
+      <w:proofErr w:type="gramStart"/>
+      <w:r>
+        <w:t>".</w:t>
+      </w:r>
+      <w:proofErr w:type="spellStart"/>
+      <w:r>
+        <w:t>json</w:t>
+      </w:r>
+      <w:proofErr w:type="spellEnd"/>
+      <w:proofErr w:type="gramEnd"/>
+      <w:r>
+        <w:t>"</w:t>
       </w:r>
     </w:p>
     <w:p/>
     <w:p>
       <w:r>
-        <w:t>with open(jsonFileNameWithPath) as f:</w:t>
-      </w:r>
-    </w:p>
-    <w:p>
-      <w:r>
-        <w:t xml:space="preserve">    dataZone1 = json.load(f)</w:t>
+        <w:t>with open(</w:t>
+      </w:r>
+      <w:proofErr w:type="spellStart"/>
+      <w:r>
+        <w:t>jsonFileNameWithPath</w:t>
+      </w:r>
+      <w:proofErr w:type="spellEnd"/>
+      <w:r>
+        <w:t>) as f:</w:t>
+      </w:r>
+    </w:p>
+    <w:p>
+      <w:r>
+        <w:t xml:space="preserve">    dataZone1 = </w:t>
+      </w:r>
+      <w:proofErr w:type="spellStart"/>
+      <w:proofErr w:type="gramStart"/>
+      <w:r>
+        <w:t>json.load</w:t>
+      </w:r>
+      <w:proofErr w:type="spellEnd"/>
+      <w:proofErr w:type="gramEnd"/>
+      <w:r>
+        <w:t>(f)</w:t>
       </w:r>
     </w:p>
     <w:p/>
@@ -5262,73 +5519,348 @@
     </w:p>
     <w:p>
       <w:r>
-        <w:t># print(len(dataZone1))</w:t>
-      </w:r>
-    </w:p>
-    <w:p>
-      <w:r>
-        <w:t># print(len(dataZone2))</w:t>
+        <w:t># print(</w:t>
+      </w:r>
+      <w:proofErr w:type="spellStart"/>
+      <w:r>
+        <w:t>len</w:t>
+      </w:r>
+      <w:proofErr w:type="spellEnd"/>
+      <w:r>
+        <w:t>(dataZone1))</w:t>
+      </w:r>
+    </w:p>
+    <w:p>
+      <w:r>
+        <w:t># print(</w:t>
+      </w:r>
+      <w:proofErr w:type="spellStart"/>
+      <w:r>
+        <w:t>len</w:t>
+      </w:r>
+      <w:proofErr w:type="spellEnd"/>
+      <w:r>
+        <w:t>(dataZone2))</w:t>
       </w:r>
     </w:p>
     <w:p/>
     <w:p>
       <w:r>
-        <w:t>#print(dataZone1[0]['GPS_data']['Latitude'])</w:t>
-      </w:r>
-    </w:p>
-    <w:p>
-      <w:r>
-        <w:t>#print(dataZone1[0]['registered']['Provider'])</w:t>
-      </w:r>
-    </w:p>
-    <w:p>
-      <w:r>
-        <w:t># print(dataZone1[0]['neighbors'][0]['rsrp'])   #This is list of neighbors</w:t>
-      </w:r>
+        <w:t>#print(dataZone1[</w:t>
+      </w:r>
+      <w:proofErr w:type="gramStart"/>
+      <w:r>
+        <w:t>0][</w:t>
+      </w:r>
+      <w:proofErr w:type="gramEnd"/>
+      <w:r>
+        <w:t>'GPS_data</w:t>
+      </w:r>
+      <w:proofErr w:type="gramStart"/>
+      <w:r>
+        <w:t>'][</w:t>
+      </w:r>
+      <w:proofErr w:type="gramEnd"/>
+      <w:r>
+        <w:t>'Latitude'])</w:t>
+      </w:r>
+    </w:p>
+    <w:p>
+      <w:r>
+        <w:t>#print(dataZone1[</w:t>
+      </w:r>
+      <w:proofErr w:type="gramStart"/>
+      <w:r>
+        <w:t>0][</w:t>
+      </w:r>
+      <w:proofErr w:type="gramEnd"/>
+      <w:r>
+        <w:t>'registered</w:t>
+      </w:r>
+      <w:proofErr w:type="gramStart"/>
+      <w:r>
+        <w:t>'][</w:t>
+      </w:r>
+      <w:proofErr w:type="gramEnd"/>
+      <w:r>
+        <w:t>'Provider'])</w:t>
+      </w:r>
+    </w:p>
+    <w:p>
+      <w:r>
+        <w:t># print(dataZone1[</w:t>
+      </w:r>
+      <w:proofErr w:type="gramStart"/>
+      <w:r>
+        <w:t>0][</w:t>
+      </w:r>
+      <w:proofErr w:type="gramEnd"/>
+      <w:r>
+        <w:t>'</w:t>
+      </w:r>
+      <w:proofErr w:type="spellStart"/>
+      <w:r>
+        <w:t>neighbors'</w:t>
+      </w:r>
+      <w:proofErr w:type="spellEnd"/>
+      <w:r>
+        <w:t>][</w:t>
+      </w:r>
+      <w:proofErr w:type="gramStart"/>
+      <w:r>
+        <w:t>0][</w:t>
+      </w:r>
+      <w:proofErr w:type="gramEnd"/>
+      <w:r>
+        <w:t>'</w:t>
+      </w:r>
+      <w:proofErr w:type="spellStart"/>
+      <w:r>
+        <w:t>rsrp</w:t>
+      </w:r>
+      <w:proofErr w:type="spellEnd"/>
+      <w:r>
+        <w:t>'</w:t>
+      </w:r>
+      <w:proofErr w:type="gramStart"/>
+      <w:r>
+        <w:t xml:space="preserve">])   </w:t>
+      </w:r>
+      <w:proofErr w:type="gramEnd"/>
+      <w:r>
+        <w:t xml:space="preserve">#This is list of </w:t>
+      </w:r>
+      <w:proofErr w:type="spellStart"/>
+      <w:r>
+        <w:t>neighbors</w:t>
+      </w:r>
+      <w:proofErr w:type="spellEnd"/>
     </w:p>
     <w:p/>
     <w:p/>
     <w:p>
       <w:r>
-        <w:t xml:space="preserve"># zoneOneData = pd.DataFrame(columns = ['Timestamp', 'Lat', 'Long', 'Type','Provider' ,'ci', 'pci', 'tac', </w:t>
-      </w:r>
-    </w:p>
-    <w:p>
-      <w:r>
-        <w:t>#                                       'earfcn', 'mcc', 'mnc', 'rsrp', 'rsrq', 'rssnr', 'rssi', 'level'])</w:t>
+        <w:t xml:space="preserve"># </w:t>
+      </w:r>
+      <w:proofErr w:type="spellStart"/>
+      <w:r>
+        <w:t>zoneOneData</w:t>
+      </w:r>
+      <w:proofErr w:type="spellEnd"/>
+      <w:r>
+        <w:t xml:space="preserve"> = </w:t>
+      </w:r>
+      <w:proofErr w:type="spellStart"/>
+      <w:proofErr w:type="gramStart"/>
+      <w:r>
+        <w:t>pd.DataFrame</w:t>
+      </w:r>
+      <w:proofErr w:type="spellEnd"/>
+      <w:proofErr w:type="gramEnd"/>
+      <w:r>
+        <w:t>(columns = ['Timestamp', 'Lat', 'Long', '</w:t>
+      </w:r>
+      <w:proofErr w:type="spellStart"/>
+      <w:r>
+        <w:t>Type','Provider</w:t>
+      </w:r>
+      <w:proofErr w:type="spellEnd"/>
+      <w:proofErr w:type="gramStart"/>
+      <w:r>
+        <w:t>' ,</w:t>
+      </w:r>
+      <w:proofErr w:type="gramEnd"/>
+      <w:r>
+        <w:t>'ci', '</w:t>
+      </w:r>
+      <w:proofErr w:type="spellStart"/>
+      <w:r>
+        <w:t>pci</w:t>
+      </w:r>
+      <w:proofErr w:type="spellEnd"/>
+      <w:r>
+        <w:t xml:space="preserve">', 'tac', </w:t>
+      </w:r>
+    </w:p>
+    <w:p>
+      <w:r>
+        <w:t>#                                       '</w:t>
+      </w:r>
+      <w:proofErr w:type="spellStart"/>
+      <w:r>
+        <w:t>earfcn</w:t>
+      </w:r>
+      <w:proofErr w:type="spellEnd"/>
+      <w:r>
+        <w:t>', 'mcc', '</w:t>
+      </w:r>
+      <w:proofErr w:type="spellStart"/>
+      <w:r>
+        <w:t>mnc</w:t>
+      </w:r>
+      <w:proofErr w:type="spellEnd"/>
+      <w:r>
+        <w:t>', '</w:t>
+      </w:r>
+      <w:proofErr w:type="spellStart"/>
+      <w:r>
+        <w:t>rsrp</w:t>
+      </w:r>
+      <w:proofErr w:type="spellEnd"/>
+      <w:r>
+        <w:t>', '</w:t>
+      </w:r>
+      <w:proofErr w:type="spellStart"/>
+      <w:r>
+        <w:t>rsrq</w:t>
+      </w:r>
+      <w:proofErr w:type="spellEnd"/>
+      <w:r>
+        <w:t>', '</w:t>
+      </w:r>
+      <w:proofErr w:type="spellStart"/>
+      <w:r>
+        <w:t>rssnr</w:t>
+      </w:r>
+      <w:proofErr w:type="spellEnd"/>
+      <w:r>
+        <w:t>', '</w:t>
+      </w:r>
+      <w:proofErr w:type="spellStart"/>
+      <w:r>
+        <w:t>rssi</w:t>
+      </w:r>
+      <w:proofErr w:type="spellEnd"/>
+      <w:r>
+        <w:t>', 'level'])</w:t>
       </w:r>
     </w:p>
     <w:p/>
     <w:p/>
     <w:p>
-      <w:r>
-        <w:t>zoneOneDataList = []   #Create empty List</w:t>
+      <w:proofErr w:type="spellStart"/>
+      <w:r>
+        <w:t>zoneOneDataList</w:t>
+      </w:r>
+      <w:proofErr w:type="spellEnd"/>
+      <w:r>
+        <w:t xml:space="preserve"> = </w:t>
+      </w:r>
+      <w:proofErr w:type="gramStart"/>
+      <w:r>
+        <w:t xml:space="preserve">[]   </w:t>
+      </w:r>
+      <w:proofErr w:type="gramEnd"/>
+      <w:r>
+        <w:t>#Create empty List</w:t>
       </w:r>
     </w:p>
     <w:p/>
     <w:p>
       <w:r>
-        <w:t>for i in dataZone1:</w:t>
-      </w:r>
-    </w:p>
-    <w:p>
-      <w:r>
-        <w:t xml:space="preserve">    timestamp = i['Timestamp']</w:t>
-      </w:r>
-    </w:p>
-    <w:p>
-      <w:r>
-        <w:t xml:space="preserve">    lat = i["GPS_data"]["Latitude"]</w:t>
-      </w:r>
-    </w:p>
-    <w:p>
-      <w:r>
-        <w:t xml:space="preserve">    lon = i["GPS_data"]["Longitude"]</w:t>
-      </w:r>
-    </w:p>
-    <w:p>
-      <w:r>
-        <w:t xml:space="preserve">    registered = i['registered']</w:t>
+        <w:t xml:space="preserve">for </w:t>
+      </w:r>
+      <w:proofErr w:type="spellStart"/>
+      <w:r>
+        <w:t>i</w:t>
+      </w:r>
+      <w:proofErr w:type="spellEnd"/>
+      <w:r>
+        <w:t xml:space="preserve"> in dataZone1:</w:t>
+      </w:r>
+    </w:p>
+    <w:p>
+      <w:r>
+        <w:t xml:space="preserve">    timestamp = </w:t>
+      </w:r>
+      <w:proofErr w:type="spellStart"/>
+      <w:r>
+        <w:t>i</w:t>
+      </w:r>
+      <w:proofErr w:type="spellEnd"/>
+      <w:r>
+        <w:t>['Timestamp']</w:t>
+      </w:r>
+    </w:p>
+    <w:p>
+      <w:r>
+        <w:t xml:space="preserve">    </w:t>
+      </w:r>
+      <w:proofErr w:type="spellStart"/>
+      <w:r>
+        <w:t>lat</w:t>
+      </w:r>
+      <w:proofErr w:type="spellEnd"/>
+      <w:r>
+        <w:t xml:space="preserve"> = </w:t>
+      </w:r>
+      <w:proofErr w:type="spellStart"/>
+      <w:r>
+        <w:t>i</w:t>
+      </w:r>
+      <w:proofErr w:type="spellEnd"/>
+      <w:r>
+        <w:t>["</w:t>
+      </w:r>
+      <w:proofErr w:type="spellStart"/>
+      <w:r>
+        <w:t>GPS_data</w:t>
+      </w:r>
+      <w:proofErr w:type="spellEnd"/>
+      <w:proofErr w:type="gramStart"/>
+      <w:r>
+        <w:t>"][</w:t>
+      </w:r>
+      <w:proofErr w:type="gramEnd"/>
+      <w:r>
+        <w:t>"Latitude"]</w:t>
+      </w:r>
+    </w:p>
+    <w:p>
+      <w:r>
+        <w:t xml:space="preserve">    </w:t>
+      </w:r>
+      <w:proofErr w:type="spellStart"/>
+      <w:r>
+        <w:t>lon</w:t>
+      </w:r>
+      <w:proofErr w:type="spellEnd"/>
+      <w:r>
+        <w:t xml:space="preserve"> = </w:t>
+      </w:r>
+      <w:proofErr w:type="spellStart"/>
+      <w:r>
+        <w:t>i</w:t>
+      </w:r>
+      <w:proofErr w:type="spellEnd"/>
+      <w:r>
+        <w:t>["</w:t>
+      </w:r>
+      <w:proofErr w:type="spellStart"/>
+      <w:r>
+        <w:t>GPS_data</w:t>
+      </w:r>
+      <w:proofErr w:type="spellEnd"/>
+      <w:proofErr w:type="gramStart"/>
+      <w:r>
+        <w:t>"][</w:t>
+      </w:r>
+      <w:proofErr w:type="gramEnd"/>
+      <w:r>
+        <w:t>"Longitude"]</w:t>
+      </w:r>
+    </w:p>
+    <w:p>
+      <w:r>
+        <w:t xml:space="preserve">    registered = </w:t>
+      </w:r>
+      <w:proofErr w:type="spellStart"/>
+      <w:r>
+        <w:t>i</w:t>
+      </w:r>
+      <w:proofErr w:type="spellEnd"/>
+      <w:r>
+        <w:t>['registered']</w:t>
       </w:r>
     </w:p>
     <w:p>
@@ -5338,176 +5870,704 @@
     </w:p>
     <w:p>
       <w:r>
-        <w:t xml:space="preserve">    localList = [timestamp, lat, lon, 'registered',registered.get('Provider'), </w:t>
-      </w:r>
-    </w:p>
-    <w:p>
-      <w:r>
-        <w:t xml:space="preserve">                                        registered.get('ci'),</w:t>
-      </w:r>
-    </w:p>
-    <w:p>
-      <w:r>
-        <w:t xml:space="preserve">                                        registered.get('pci'),</w:t>
-      </w:r>
-    </w:p>
-    <w:p>
-      <w:r>
-        <w:t xml:space="preserve">                                        registered.get('tac'),</w:t>
-      </w:r>
-    </w:p>
-    <w:p>
-      <w:r>
-        <w:t xml:space="preserve">                                        registered.get('earfcn'),</w:t>
-      </w:r>
-    </w:p>
-    <w:p>
-      <w:r>
-        <w:t xml:space="preserve">                                        registered.get('mcc'),</w:t>
-      </w:r>
-    </w:p>
-    <w:p>
-      <w:r>
-        <w:t xml:space="preserve">                                        registered.get('mnc'),</w:t>
-      </w:r>
-    </w:p>
-    <w:p>
-      <w:r>
-        <w:t xml:space="preserve">                                        registered.get('rsrp'),</w:t>
+        <w:t xml:space="preserve">    </w:t>
+      </w:r>
+      <w:proofErr w:type="spellStart"/>
+      <w:r>
+        <w:t>localList</w:t>
+      </w:r>
+      <w:proofErr w:type="spellEnd"/>
+      <w:r>
+        <w:t xml:space="preserve"> = [timestamp, </w:t>
+      </w:r>
+      <w:proofErr w:type="spellStart"/>
+      <w:r>
+        <w:t>lat</w:t>
+      </w:r>
+      <w:proofErr w:type="spellEnd"/>
+      <w:r>
+        <w:t xml:space="preserve">, </w:t>
+      </w:r>
+      <w:proofErr w:type="spellStart"/>
+      <w:r>
+        <w:t>lon</w:t>
+      </w:r>
+      <w:proofErr w:type="spellEnd"/>
+      <w:r>
+        <w:t>, 'registered</w:t>
+      </w:r>
+      <w:proofErr w:type="gramStart"/>
+      <w:r>
+        <w:t>',</w:t>
+      </w:r>
+      <w:proofErr w:type="spellStart"/>
+      <w:r>
+        <w:t>registered.get</w:t>
+      </w:r>
+      <w:proofErr w:type="spellEnd"/>
+      <w:proofErr w:type="gramEnd"/>
+      <w:r>
+        <w:t xml:space="preserve">('Provider'), </w:t>
+      </w:r>
+    </w:p>
+    <w:p>
+      <w:r>
+        <w:t xml:space="preserve">                                        </w:t>
+      </w:r>
+      <w:proofErr w:type="spellStart"/>
+      <w:r>
+        <w:t>registered.get</w:t>
+      </w:r>
+      <w:proofErr w:type="spellEnd"/>
+      <w:r>
+        <w:t>('ci'),</w:t>
+      </w:r>
+    </w:p>
+    <w:p>
+      <w:r>
+        <w:t xml:space="preserve">                                        </w:t>
+      </w:r>
+      <w:proofErr w:type="spellStart"/>
+      <w:r>
+        <w:t>registered.get</w:t>
+      </w:r>
+      <w:proofErr w:type="spellEnd"/>
+      <w:r>
+        <w:t>('</w:t>
+      </w:r>
+      <w:proofErr w:type="spellStart"/>
+      <w:r>
+        <w:t>pci</w:t>
+      </w:r>
+      <w:proofErr w:type="spellEnd"/>
+      <w:r>
+        <w:t>'),</w:t>
+      </w:r>
+    </w:p>
+    <w:p>
+      <w:r>
+        <w:t xml:space="preserve">                                        </w:t>
+      </w:r>
+      <w:proofErr w:type="spellStart"/>
+      <w:r>
+        <w:t>registered.get</w:t>
+      </w:r>
+      <w:proofErr w:type="spellEnd"/>
+      <w:r>
+        <w:t>('tac'),</w:t>
+      </w:r>
+    </w:p>
+    <w:p>
+      <w:r>
+        <w:t xml:space="preserve">                                        </w:t>
+      </w:r>
+      <w:proofErr w:type="spellStart"/>
+      <w:r>
+        <w:t>registered.get</w:t>
+      </w:r>
+      <w:proofErr w:type="spellEnd"/>
+      <w:r>
+        <w:t>('</w:t>
+      </w:r>
+      <w:proofErr w:type="spellStart"/>
+      <w:r>
+        <w:t>earfcn</w:t>
+      </w:r>
+      <w:proofErr w:type="spellEnd"/>
+      <w:r>
+        <w:t>'),</w:t>
+      </w:r>
+    </w:p>
+    <w:p>
+      <w:r>
+        <w:t xml:space="preserve">                                        </w:t>
+      </w:r>
+      <w:proofErr w:type="spellStart"/>
+      <w:r>
+        <w:t>registered.get</w:t>
+      </w:r>
+      <w:proofErr w:type="spellEnd"/>
+      <w:r>
+        <w:t>('mcc'),</w:t>
+      </w:r>
+    </w:p>
+    <w:p>
+      <w:r>
+        <w:t xml:space="preserve">                                        </w:t>
+      </w:r>
+      <w:proofErr w:type="spellStart"/>
+      <w:r>
+        <w:t>registered.get</w:t>
+      </w:r>
+      <w:proofErr w:type="spellEnd"/>
+      <w:r>
+        <w:t>('</w:t>
+      </w:r>
+      <w:proofErr w:type="spellStart"/>
+      <w:r>
+        <w:t>mnc</w:t>
+      </w:r>
+      <w:proofErr w:type="spellEnd"/>
+      <w:r>
+        <w:t>'),</w:t>
+      </w:r>
+    </w:p>
+    <w:p>
+      <w:r>
+        <w:t xml:space="preserve">                                        </w:t>
+      </w:r>
+      <w:proofErr w:type="spellStart"/>
+      <w:r>
+        <w:t>registered.get</w:t>
+      </w:r>
+      <w:proofErr w:type="spellEnd"/>
+      <w:r>
+        <w:t>('</w:t>
+      </w:r>
+      <w:proofErr w:type="spellStart"/>
+      <w:r>
+        <w:t>rsrp</w:t>
+      </w:r>
+      <w:proofErr w:type="spellEnd"/>
+      <w:r>
+        <w:t>'),</w:t>
       </w:r>
     </w:p>
     <w:p>
       <w:r>
         <w:lastRenderedPageBreak/>
-        <w:t xml:space="preserve">                                        registered.get('rsrq'),</w:t>
-      </w:r>
-    </w:p>
-    <w:p>
-      <w:r>
-        <w:t xml:space="preserve">                                        registered.get('rssnr'),</w:t>
-      </w:r>
-    </w:p>
-    <w:p>
-      <w:r>
-        <w:t xml:space="preserve">                                        registered.get('rssi'),</w:t>
-      </w:r>
-    </w:p>
-    <w:p>
-      <w:r>
-        <w:t xml:space="preserve">                                        registered.get('level')]</w:t>
-      </w:r>
-    </w:p>
-    <w:p>
-      <w:r>
-        <w:t xml:space="preserve">    zoneOneDataList.append(localList)</w:t>
-      </w:r>
-    </w:p>
-    <w:p>
-      <w:r>
-        <w:t xml:space="preserve">    for j in i['neighbors']:</w:t>
-      </w:r>
-    </w:p>
-    <w:p>
-      <w:r>
-        <w:t xml:space="preserve">        localList = []</w:t>
-      </w:r>
-    </w:p>
-    <w:p>
-      <w:r>
-        <w:t xml:space="preserve">        localList = [timestamp, lat, lon, 'neighbour',j.get('Provider'),</w:t>
-      </w:r>
-    </w:p>
-    <w:p>
-      <w:r>
-        <w:t xml:space="preserve">                                            j.get('ci'),</w:t>
-      </w:r>
-    </w:p>
-    <w:p>
-      <w:r>
-        <w:t xml:space="preserve">                                            j.get('pci'),</w:t>
-      </w:r>
-    </w:p>
-    <w:p>
-      <w:r>
-        <w:t xml:space="preserve">                                            j.get('tac'),</w:t>
-      </w:r>
-    </w:p>
-    <w:p>
-      <w:r>
-        <w:t xml:space="preserve">                                            j.get('earfcn'),</w:t>
-      </w:r>
-    </w:p>
-    <w:p>
-      <w:r>
-        <w:t xml:space="preserve">                                            j.get('mcc'),</w:t>
-      </w:r>
-    </w:p>
-    <w:p>
-      <w:r>
-        <w:t xml:space="preserve">                                            j.get('mnc'),</w:t>
-      </w:r>
-    </w:p>
-    <w:p>
-      <w:r>
-        <w:t xml:space="preserve">                                            j.get('rsrp'),</w:t>
-      </w:r>
-    </w:p>
-    <w:p>
-      <w:r>
-        <w:t xml:space="preserve">                                            j.get('rsrq'),</w:t>
-      </w:r>
-    </w:p>
-    <w:p>
-      <w:r>
-        <w:t xml:space="preserve">                                            j.get('rssnr'),</w:t>
-      </w:r>
-    </w:p>
-    <w:p>
-      <w:r>
-        <w:t xml:space="preserve">                                            j.get('rssi'),</w:t>
-      </w:r>
-    </w:p>
-    <w:p>
-      <w:r>
-        <w:t xml:space="preserve">                                            j.get('level')]</w:t>
-      </w:r>
-    </w:p>
-    <w:p>
-      <w:r>
-        <w:t xml:space="preserve">        zoneOneDataList.append(localList)</w:t>
+        <w:t xml:space="preserve">                                        </w:t>
+      </w:r>
+      <w:proofErr w:type="spellStart"/>
+      <w:r>
+        <w:t>registered.get</w:t>
+      </w:r>
+      <w:proofErr w:type="spellEnd"/>
+      <w:r>
+        <w:t>('</w:t>
+      </w:r>
+      <w:proofErr w:type="spellStart"/>
+      <w:r>
+        <w:t>rsrq</w:t>
+      </w:r>
+      <w:proofErr w:type="spellEnd"/>
+      <w:r>
+        <w:t>'),</w:t>
+      </w:r>
+    </w:p>
+    <w:p>
+      <w:r>
+        <w:t xml:space="preserve">                                        </w:t>
+      </w:r>
+      <w:proofErr w:type="spellStart"/>
+      <w:r>
+        <w:t>registered.get</w:t>
+      </w:r>
+      <w:proofErr w:type="spellEnd"/>
+      <w:r>
+        <w:t>('</w:t>
+      </w:r>
+      <w:proofErr w:type="spellStart"/>
+      <w:r>
+        <w:t>rssnr</w:t>
+      </w:r>
+      <w:proofErr w:type="spellEnd"/>
+      <w:r>
+        <w:t>'),</w:t>
+      </w:r>
+    </w:p>
+    <w:p>
+      <w:r>
+        <w:t xml:space="preserve">                                        </w:t>
+      </w:r>
+      <w:proofErr w:type="spellStart"/>
+      <w:r>
+        <w:t>registered.get</w:t>
+      </w:r>
+      <w:proofErr w:type="spellEnd"/>
+      <w:r>
+        <w:t>('</w:t>
+      </w:r>
+      <w:proofErr w:type="spellStart"/>
+      <w:r>
+        <w:t>rssi</w:t>
+      </w:r>
+      <w:proofErr w:type="spellEnd"/>
+      <w:r>
+        <w:t>'),</w:t>
+      </w:r>
+    </w:p>
+    <w:p>
+      <w:r>
+        <w:t xml:space="preserve">                                        </w:t>
+      </w:r>
+      <w:proofErr w:type="spellStart"/>
+      <w:r>
+        <w:t>registered.get</w:t>
+      </w:r>
+      <w:proofErr w:type="spellEnd"/>
+      <w:r>
+        <w:t>('level')]</w:t>
+      </w:r>
+    </w:p>
+    <w:p>
+      <w:r>
+        <w:t xml:space="preserve">    </w:t>
+      </w:r>
+      <w:proofErr w:type="spellStart"/>
+      <w:r>
+        <w:t>zoneOneDataList.append</w:t>
+      </w:r>
+      <w:proofErr w:type="spellEnd"/>
+      <w:r>
+        <w:t>(</w:t>
+      </w:r>
+      <w:proofErr w:type="spellStart"/>
+      <w:r>
+        <w:t>localList</w:t>
+      </w:r>
+      <w:proofErr w:type="spellEnd"/>
+      <w:r>
+        <w:t>)</w:t>
+      </w:r>
+    </w:p>
+    <w:p>
+      <w:r>
+        <w:t xml:space="preserve">    for j in </w:t>
+      </w:r>
+      <w:proofErr w:type="spellStart"/>
+      <w:r>
+        <w:t>i</w:t>
+      </w:r>
+      <w:proofErr w:type="spellEnd"/>
+      <w:r>
+        <w:t>['</w:t>
+      </w:r>
+      <w:proofErr w:type="spellStart"/>
+      <w:r>
+        <w:t>neighbors'</w:t>
+      </w:r>
+      <w:proofErr w:type="spellEnd"/>
+      <w:r>
+        <w:t>]:</w:t>
+      </w:r>
+    </w:p>
+    <w:p>
+      <w:r>
+        <w:t xml:space="preserve">        </w:t>
+      </w:r>
+      <w:proofErr w:type="spellStart"/>
+      <w:r>
+        <w:t>localList</w:t>
+      </w:r>
+      <w:proofErr w:type="spellEnd"/>
+      <w:r>
+        <w:t xml:space="preserve"> = []</w:t>
+      </w:r>
+    </w:p>
+    <w:p>
+      <w:r>
+        <w:t xml:space="preserve">        </w:t>
+      </w:r>
+      <w:proofErr w:type="spellStart"/>
+      <w:r>
+        <w:t>localList</w:t>
+      </w:r>
+      <w:proofErr w:type="spellEnd"/>
+      <w:r>
+        <w:t xml:space="preserve"> = [timestamp, </w:t>
+      </w:r>
+      <w:proofErr w:type="spellStart"/>
+      <w:r>
+        <w:t>lat</w:t>
+      </w:r>
+      <w:proofErr w:type="spellEnd"/>
+      <w:r>
+        <w:t xml:space="preserve">, </w:t>
+      </w:r>
+      <w:proofErr w:type="spellStart"/>
+      <w:r>
+        <w:t>lon</w:t>
+      </w:r>
+      <w:proofErr w:type="spellEnd"/>
+      <w:r>
+        <w:t>, 'neighbour</w:t>
+      </w:r>
+      <w:proofErr w:type="gramStart"/>
+      <w:r>
+        <w:t>',</w:t>
+      </w:r>
+      <w:proofErr w:type="spellStart"/>
+      <w:r>
+        <w:t>j.get</w:t>
+      </w:r>
+      <w:proofErr w:type="spellEnd"/>
+      <w:proofErr w:type="gramEnd"/>
+      <w:r>
+        <w:t>('Provider'),</w:t>
+      </w:r>
+    </w:p>
+    <w:p>
+      <w:r>
+        <w:t xml:space="preserve">                                            </w:t>
+      </w:r>
+      <w:proofErr w:type="spellStart"/>
+      <w:r>
+        <w:t>j.get</w:t>
+      </w:r>
+      <w:proofErr w:type="spellEnd"/>
+      <w:r>
+        <w:t>('ci'),</w:t>
+      </w:r>
+    </w:p>
+    <w:p>
+      <w:r>
+        <w:t xml:space="preserve">                                            </w:t>
+      </w:r>
+      <w:proofErr w:type="spellStart"/>
+      <w:r>
+        <w:t>j.get</w:t>
+      </w:r>
+      <w:proofErr w:type="spellEnd"/>
+      <w:r>
+        <w:t>('</w:t>
+      </w:r>
+      <w:proofErr w:type="spellStart"/>
+      <w:r>
+        <w:t>pci</w:t>
+      </w:r>
+      <w:proofErr w:type="spellEnd"/>
+      <w:r>
+        <w:t>'),</w:t>
+      </w:r>
+    </w:p>
+    <w:p>
+      <w:r>
+        <w:t xml:space="preserve">                                            </w:t>
+      </w:r>
+      <w:proofErr w:type="spellStart"/>
+      <w:r>
+        <w:t>j.get</w:t>
+      </w:r>
+      <w:proofErr w:type="spellEnd"/>
+      <w:r>
+        <w:t>('tac'),</w:t>
+      </w:r>
+    </w:p>
+    <w:p>
+      <w:r>
+        <w:t xml:space="preserve">                                            </w:t>
+      </w:r>
+      <w:proofErr w:type="spellStart"/>
+      <w:r>
+        <w:t>j.get</w:t>
+      </w:r>
+      <w:proofErr w:type="spellEnd"/>
+      <w:r>
+        <w:t>('</w:t>
+      </w:r>
+      <w:proofErr w:type="spellStart"/>
+      <w:r>
+        <w:t>earfcn</w:t>
+      </w:r>
+      <w:proofErr w:type="spellEnd"/>
+      <w:r>
+        <w:t>'),</w:t>
+      </w:r>
+    </w:p>
+    <w:p>
+      <w:r>
+        <w:t xml:space="preserve">                                            </w:t>
+      </w:r>
+      <w:proofErr w:type="spellStart"/>
+      <w:r>
+        <w:t>j.get</w:t>
+      </w:r>
+      <w:proofErr w:type="spellEnd"/>
+      <w:r>
+        <w:t>('mcc'),</w:t>
+      </w:r>
+    </w:p>
+    <w:p>
+      <w:r>
+        <w:t xml:space="preserve">                                            </w:t>
+      </w:r>
+      <w:proofErr w:type="spellStart"/>
+      <w:r>
+        <w:t>j.get</w:t>
+      </w:r>
+      <w:proofErr w:type="spellEnd"/>
+      <w:r>
+        <w:t>('</w:t>
+      </w:r>
+      <w:proofErr w:type="spellStart"/>
+      <w:r>
+        <w:t>mnc</w:t>
+      </w:r>
+      <w:proofErr w:type="spellEnd"/>
+      <w:r>
+        <w:t>'),</w:t>
+      </w:r>
+    </w:p>
+    <w:p>
+      <w:r>
+        <w:t xml:space="preserve">                                            </w:t>
+      </w:r>
+      <w:proofErr w:type="spellStart"/>
+      <w:r>
+        <w:t>j.get</w:t>
+      </w:r>
+      <w:proofErr w:type="spellEnd"/>
+      <w:r>
+        <w:t>('</w:t>
+      </w:r>
+      <w:proofErr w:type="spellStart"/>
+      <w:r>
+        <w:t>rsrp</w:t>
+      </w:r>
+      <w:proofErr w:type="spellEnd"/>
+      <w:r>
+        <w:t>'),</w:t>
+      </w:r>
+    </w:p>
+    <w:p>
+      <w:r>
+        <w:t xml:space="preserve">                                            </w:t>
+      </w:r>
+      <w:proofErr w:type="spellStart"/>
+      <w:r>
+        <w:t>j.get</w:t>
+      </w:r>
+      <w:proofErr w:type="spellEnd"/>
+      <w:r>
+        <w:t>('</w:t>
+      </w:r>
+      <w:proofErr w:type="spellStart"/>
+      <w:r>
+        <w:t>rsrq</w:t>
+      </w:r>
+      <w:proofErr w:type="spellEnd"/>
+      <w:r>
+        <w:t>'),</w:t>
+      </w:r>
+    </w:p>
+    <w:p>
+      <w:r>
+        <w:t xml:space="preserve">                                            </w:t>
+      </w:r>
+      <w:proofErr w:type="spellStart"/>
+      <w:r>
+        <w:t>j.get</w:t>
+      </w:r>
+      <w:proofErr w:type="spellEnd"/>
+      <w:r>
+        <w:t>('</w:t>
+      </w:r>
+      <w:proofErr w:type="spellStart"/>
+      <w:r>
+        <w:t>rssnr</w:t>
+      </w:r>
+      <w:proofErr w:type="spellEnd"/>
+      <w:r>
+        <w:t>'),</w:t>
+      </w:r>
+    </w:p>
+    <w:p>
+      <w:r>
+        <w:t xml:space="preserve">                                            </w:t>
+      </w:r>
+      <w:proofErr w:type="spellStart"/>
+      <w:r>
+        <w:t>j.get</w:t>
+      </w:r>
+      <w:proofErr w:type="spellEnd"/>
+      <w:r>
+        <w:t>('</w:t>
+      </w:r>
+      <w:proofErr w:type="spellStart"/>
+      <w:r>
+        <w:t>rssi</w:t>
+      </w:r>
+      <w:proofErr w:type="spellEnd"/>
+      <w:r>
+        <w:t>'),</w:t>
+      </w:r>
+    </w:p>
+    <w:p>
+      <w:r>
+        <w:t xml:space="preserve">                                            </w:t>
+      </w:r>
+      <w:proofErr w:type="spellStart"/>
+      <w:r>
+        <w:t>j.get</w:t>
+      </w:r>
+      <w:proofErr w:type="spellEnd"/>
+      <w:r>
+        <w:t>('level')]</w:t>
+      </w:r>
+    </w:p>
+    <w:p>
+      <w:r>
+        <w:t xml:space="preserve">        </w:t>
+      </w:r>
+      <w:proofErr w:type="spellStart"/>
+      <w:r>
+        <w:t>zoneOneDataList.append</w:t>
+      </w:r>
+      <w:proofErr w:type="spellEnd"/>
+      <w:r>
+        <w:t>(</w:t>
+      </w:r>
+      <w:proofErr w:type="spellStart"/>
+      <w:r>
+        <w:t>localList</w:t>
+      </w:r>
+      <w:proofErr w:type="spellEnd"/>
+      <w:r>
+        <w:t>)</w:t>
       </w:r>
     </w:p>
     <w:p/>
     <w:p/>
     <w:p>
       <w:r>
-        <w:t># Convert to DataFrame</w:t>
-      </w:r>
-    </w:p>
-    <w:p>
-      <w:r>
-        <w:t>zoneOneData = pd.DataFrame(zoneOneDataList, columns=['Timestamp', 'Lat', 'Long', 'Type','Provider','ci','pci','tac',</w:t>
-      </w:r>
-    </w:p>
-    <w:p>
-      <w:r>
-        <w:t xml:space="preserve">                                             'earfcn','mcc','mnc','rsrp','rsrq','rssnr','rssi','level'])</w:t>
+        <w:t xml:space="preserve"># Convert to </w:t>
+      </w:r>
+      <w:proofErr w:type="spellStart"/>
+      <w:r>
+        <w:t>DataFrame</w:t>
+      </w:r>
+      <w:proofErr w:type="spellEnd"/>
+    </w:p>
+    <w:p>
+      <w:proofErr w:type="spellStart"/>
+      <w:r>
+        <w:t>zoneOneData</w:t>
+      </w:r>
+      <w:proofErr w:type="spellEnd"/>
+      <w:r>
+        <w:t xml:space="preserve"> = </w:t>
+      </w:r>
+      <w:proofErr w:type="spellStart"/>
+      <w:proofErr w:type="gramStart"/>
+      <w:r>
+        <w:t>pd.DataFrame</w:t>
+      </w:r>
+      <w:proofErr w:type="spellEnd"/>
+      <w:proofErr w:type="gramEnd"/>
+      <w:r>
+        <w:t>(</w:t>
+      </w:r>
+      <w:proofErr w:type="spellStart"/>
+      <w:r>
+        <w:t>zoneOneDataList</w:t>
+      </w:r>
+      <w:proofErr w:type="spellEnd"/>
+      <w:r>
+        <w:t>, columns</w:t>
+      </w:r>
+      <w:proofErr w:type="gramStart"/>
+      <w:r>
+        <w:t>=[</w:t>
+      </w:r>
+      <w:proofErr w:type="gramEnd"/>
+      <w:r>
+        <w:t>'Timestamp', 'Lat', 'Long', 'Type','Provider','ci','</w:t>
+      </w:r>
+      <w:proofErr w:type="spellStart"/>
+      <w:r>
+        <w:t>pci</w:t>
+      </w:r>
+      <w:proofErr w:type="spellEnd"/>
+      <w:r>
+        <w:t>','tac',</w:t>
+      </w:r>
+    </w:p>
+    <w:p>
+      <w:r>
+        <w:t xml:space="preserve">                                             '</w:t>
+      </w:r>
+      <w:proofErr w:type="spellStart"/>
+      <w:r>
+        <w:t>earfcn</w:t>
+      </w:r>
+      <w:proofErr w:type="spellEnd"/>
+      <w:r>
+        <w:t>','mcc','</w:t>
+      </w:r>
+      <w:proofErr w:type="spellStart"/>
+      <w:r>
+        <w:t>mnc</w:t>
+      </w:r>
+      <w:proofErr w:type="spellEnd"/>
+      <w:r>
+        <w:t>','</w:t>
+      </w:r>
+      <w:proofErr w:type="spellStart"/>
+      <w:r>
+        <w:t>rsrp</w:t>
+      </w:r>
+      <w:proofErr w:type="spellEnd"/>
+      <w:r>
+        <w:t>','</w:t>
+      </w:r>
+      <w:proofErr w:type="spellStart"/>
+      <w:r>
+        <w:t>rsrq</w:t>
+      </w:r>
+      <w:proofErr w:type="spellEnd"/>
+      <w:r>
+        <w:t>','</w:t>
+      </w:r>
+      <w:proofErr w:type="spellStart"/>
+      <w:r>
+        <w:t>rssnr</w:t>
+      </w:r>
+      <w:proofErr w:type="spellEnd"/>
+      <w:r>
+        <w:t>','</w:t>
+      </w:r>
+      <w:proofErr w:type="spellStart"/>
+      <w:r>
+        <w:t>rssi</w:t>
+      </w:r>
+      <w:proofErr w:type="spellEnd"/>
+      <w:r>
+        <w:t>','level'])</w:t>
       </w:r>
     </w:p>
     <w:p/>
     <w:p>
-      <w:r>
-        <w:t>zoneOneData.head()</w:t>
-      </w:r>
-    </w:p>
-    <w:p>
-      <w:r>
-        <w:t>zoneOneData.to_csv(jsonFilePath+jsonFileNameWithoutExtension+".csv", index=False)</w:t>
-      </w:r>
-    </w:p>
-    <w:p>
-      <w:r>
-        <w:t>print("Zone Json Converted to CSV");</w:t>
+      <w:proofErr w:type="spellStart"/>
+      <w:r>
+        <w:t>zoneOneData.head</w:t>
+      </w:r>
+      <w:proofErr w:type="spellEnd"/>
+      <w:r>
+        <w:t>()</w:t>
+      </w:r>
+    </w:p>
+    <w:p>
+      <w:r>
+        <w:t>zoneOneData.to_</w:t>
+      </w:r>
+      <w:proofErr w:type="gramStart"/>
+      <w:r>
+        <w:t>csv(</w:t>
+      </w:r>
+      <w:proofErr w:type="gramEnd"/>
+      <w:r>
+        <w:t>jsonFilePath+jsonFileNameWithoutExtension+".csv", index=False)</w:t>
+      </w:r>
+    </w:p>
+    <w:p>
+      <w:proofErr w:type="gramStart"/>
+      <w:r>
+        <w:t>print(</w:t>
+      </w:r>
+      <w:proofErr w:type="gramEnd"/>
+      <w:r>
+        <w:t>"Zone Json Converted to CSV");</w:t>
       </w:r>
     </w:p>
     <w:p/>
@@ -5556,19 +6616,7 @@
           <w:rPr>
             <w:rStyle w:val="Hyperlink"/>
           </w:rPr>
-          <w:t>pathLossMo</w:t>
-        </w:r>
-        <w:r>
-          <w:rPr>
-            <w:rStyle w:val="Hyperlink"/>
-          </w:rPr>
-          <w:t>d</w:t>
-        </w:r>
-        <w:r>
-          <w:rPr>
-            <w:rStyle w:val="Hyperlink"/>
-          </w:rPr>
-          <w:t>el.py</w:t>
+          <w:t>pathLossModel.py</w:t>
         </w:r>
       </w:hyperlink>
     </w:p>
@@ -5595,55 +6643,190 @@
     </w:p>
     <w:p>
       <w:r>
-        <w:t>import numpy as np</w:t>
-      </w:r>
-    </w:p>
-    <w:p>
-      <w:r>
-        <w:t>import matplotlib.pyplot as plt</w:t>
-      </w:r>
-    </w:p>
-    <w:p>
-      <w:r>
-        <w:t>import seaborn as sns</w:t>
-      </w:r>
+        <w:t xml:space="preserve">import </w:t>
+      </w:r>
+      <w:proofErr w:type="spellStart"/>
+      <w:r>
+        <w:t>numpy</w:t>
+      </w:r>
+      <w:proofErr w:type="spellEnd"/>
+      <w:r>
+        <w:t xml:space="preserve"> as np</w:t>
+      </w:r>
+    </w:p>
+    <w:p>
+      <w:r>
+        <w:t xml:space="preserve">import </w:t>
+      </w:r>
+      <w:proofErr w:type="spellStart"/>
+      <w:proofErr w:type="gramStart"/>
+      <w:r>
+        <w:t>matplotlib.pyplot</w:t>
+      </w:r>
+      <w:proofErr w:type="spellEnd"/>
+      <w:proofErr w:type="gramEnd"/>
+      <w:r>
+        <w:t xml:space="preserve"> as </w:t>
+      </w:r>
+      <w:proofErr w:type="spellStart"/>
+      <w:r>
+        <w:t>plt</w:t>
+      </w:r>
+      <w:proofErr w:type="spellEnd"/>
+    </w:p>
+    <w:p>
+      <w:r>
+        <w:t xml:space="preserve">import seaborn as </w:t>
+      </w:r>
+      <w:proofErr w:type="spellStart"/>
+      <w:r>
+        <w:t>sns</w:t>
+      </w:r>
+      <w:proofErr w:type="spellEnd"/>
     </w:p>
     <w:p/>
     <w:p>
       <w:r>
-        <w:t>from sklearn.cluster import KMeans</w:t>
-      </w:r>
-    </w:p>
-    <w:p>
-      <w:r>
-        <w:t>from sklearn.preprocessing import StandardScaler</w:t>
-      </w:r>
-    </w:p>
-    <w:p>
-      <w:r>
-        <w:t>from sklearn.linear_model import LinearRegression</w:t>
-      </w:r>
-    </w:p>
-    <w:p>
-      <w:r>
-        <w:t>from sklearn.ensemble import RandomForestRegressor</w:t>
-      </w:r>
-    </w:p>
-    <w:p>
-      <w:r>
-        <w:t>from xgboost import XGBRegressor</w:t>
-      </w:r>
+        <w:t xml:space="preserve">from </w:t>
+      </w:r>
+      <w:proofErr w:type="spellStart"/>
+      <w:proofErr w:type="gramStart"/>
+      <w:r>
+        <w:t>sklearn.cluster</w:t>
+      </w:r>
+      <w:proofErr w:type="spellEnd"/>
+      <w:proofErr w:type="gramEnd"/>
+      <w:r>
+        <w:t xml:space="preserve"> import </w:t>
+      </w:r>
+      <w:proofErr w:type="spellStart"/>
+      <w:r>
+        <w:t>KMeans</w:t>
+      </w:r>
+      <w:proofErr w:type="spellEnd"/>
+    </w:p>
+    <w:p>
+      <w:r>
+        <w:t xml:space="preserve">from </w:t>
+      </w:r>
+      <w:proofErr w:type="spellStart"/>
+      <w:proofErr w:type="gramStart"/>
+      <w:r>
+        <w:t>sklearn.preprocessing</w:t>
+      </w:r>
+      <w:proofErr w:type="spellEnd"/>
+      <w:proofErr w:type="gramEnd"/>
+      <w:r>
+        <w:t xml:space="preserve"> import </w:t>
+      </w:r>
+      <w:proofErr w:type="spellStart"/>
+      <w:r>
+        <w:t>StandardScaler</w:t>
+      </w:r>
+      <w:proofErr w:type="spellEnd"/>
+    </w:p>
+    <w:p>
+      <w:r>
+        <w:t xml:space="preserve">from </w:t>
+      </w:r>
+      <w:proofErr w:type="spellStart"/>
+      <w:proofErr w:type="gramStart"/>
+      <w:r>
+        <w:t>sklearn.linear</w:t>
+      </w:r>
+      <w:proofErr w:type="gramEnd"/>
+      <w:r>
+        <w:t>_model</w:t>
+      </w:r>
+      <w:proofErr w:type="spellEnd"/>
+      <w:r>
+        <w:t xml:space="preserve"> import </w:t>
+      </w:r>
+      <w:proofErr w:type="spellStart"/>
+      <w:r>
+        <w:t>LinearRegression</w:t>
+      </w:r>
+      <w:proofErr w:type="spellEnd"/>
+    </w:p>
+    <w:p>
+      <w:r>
+        <w:t xml:space="preserve">from </w:t>
+      </w:r>
+      <w:proofErr w:type="spellStart"/>
+      <w:proofErr w:type="gramStart"/>
+      <w:r>
+        <w:t>sklearn.ensemble</w:t>
+      </w:r>
+      <w:proofErr w:type="spellEnd"/>
+      <w:proofErr w:type="gramEnd"/>
+      <w:r>
+        <w:t xml:space="preserve"> import RandomForestRegressor</w:t>
+      </w:r>
+    </w:p>
+    <w:p>
+      <w:r>
+        <w:t xml:space="preserve">from </w:t>
+      </w:r>
+      <w:proofErr w:type="spellStart"/>
+      <w:r>
+        <w:t>xgboost</w:t>
+      </w:r>
+      <w:proofErr w:type="spellEnd"/>
+      <w:r>
+        <w:t xml:space="preserve"> import </w:t>
+      </w:r>
+      <w:proofErr w:type="spellStart"/>
+      <w:r>
+        <w:t>XGBRegressor</w:t>
+      </w:r>
+      <w:proofErr w:type="spellEnd"/>
     </w:p>
     <w:p/>
     <w:p>
       <w:r>
-        <w:t>from sklearn.model_selection import train_test_split</w:t>
-      </w:r>
+        <w:t xml:space="preserve">from </w:t>
+      </w:r>
+      <w:proofErr w:type="spellStart"/>
+      <w:proofErr w:type="gramStart"/>
+      <w:r>
+        <w:t>sklearn.model</w:t>
+      </w:r>
+      <w:proofErr w:type="gramEnd"/>
+      <w:r>
+        <w:t>_selection</w:t>
+      </w:r>
+      <w:proofErr w:type="spellEnd"/>
+      <w:r>
+        <w:t xml:space="preserve"> import </w:t>
+      </w:r>
+      <w:proofErr w:type="spellStart"/>
+      <w:r>
+        <w:t>train_test_split</w:t>
+      </w:r>
+      <w:proofErr w:type="spellEnd"/>
     </w:p>
     <w:p>
       <w:r>
         <w:lastRenderedPageBreak/>
-        <w:t>from sklearn.metrics import mean_squared_error, r2_score</w:t>
+        <w:t xml:space="preserve">from </w:t>
+      </w:r>
+      <w:proofErr w:type="spellStart"/>
+      <w:proofErr w:type="gramStart"/>
+      <w:r>
+        <w:t>sklearn.metrics</w:t>
+      </w:r>
+      <w:proofErr w:type="spellEnd"/>
+      <w:proofErr w:type="gramEnd"/>
+      <w:r>
+        <w:t xml:space="preserve"> import </w:t>
+      </w:r>
+      <w:proofErr w:type="spellStart"/>
+      <w:r>
+        <w:t>mean_squared_error</w:t>
+      </w:r>
+      <w:proofErr w:type="spellEnd"/>
+      <w:r>
+        <w:t>, r2_score</w:t>
       </w:r>
     </w:p>
     <w:p/>
@@ -5659,7 +6842,15 @@
     </w:p>
     <w:p>
       <w:r>
-        <w:t># Data converted from json to csv using another python code.</w:t>
+        <w:t xml:space="preserve"># Data converted from </w:t>
+      </w:r>
+      <w:proofErr w:type="spellStart"/>
+      <w:r>
+        <w:t>json</w:t>
+      </w:r>
+      <w:proofErr w:type="spellEnd"/>
+      <w:r>
+        <w:t xml:space="preserve"> to csv using another python code.</w:t>
       </w:r>
     </w:p>
     <w:p>
@@ -5673,19 +6864,111 @@
       </w:r>
     </w:p>
     <w:p>
-      <w:r>
-        <w:t>print("Started...")</w:t>
+      <w:proofErr w:type="gramStart"/>
+      <w:r>
+        <w:t>print(</w:t>
+      </w:r>
+      <w:proofErr w:type="gramEnd"/>
+      <w:r>
+        <w:t>"Started...")</w:t>
       </w:r>
     </w:p>
     <w:p/>
     <w:p>
       <w:r>
-        <w:t>#Load data from csv file.. which was converted from json file(json to csv conversion was in a seperate python code)</w:t>
-      </w:r>
-    </w:p>
-    <w:p>
-      <w:r>
-        <w:t>df = pd.read_csv('C:/Dir/IITM-M.Tech/Wireless Communication/MiniProject/zone_cell_data/zone2.csv')</w:t>
+        <w:t xml:space="preserve">#Load data from csv </w:t>
+      </w:r>
+      <w:proofErr w:type="gramStart"/>
+      <w:r>
+        <w:t>file..</w:t>
+      </w:r>
+      <w:proofErr w:type="gramEnd"/>
+      <w:r>
+        <w:t xml:space="preserve"> which was converted from </w:t>
+      </w:r>
+      <w:proofErr w:type="spellStart"/>
+      <w:r>
+        <w:t>json</w:t>
+      </w:r>
+      <w:proofErr w:type="spellEnd"/>
+      <w:r>
+        <w:t xml:space="preserve"> </w:t>
+      </w:r>
+      <w:proofErr w:type="gramStart"/>
+      <w:r>
+        <w:t>file(</w:t>
+      </w:r>
+      <w:proofErr w:type="spellStart"/>
+      <w:proofErr w:type="gramEnd"/>
+      <w:r>
+        <w:t>json</w:t>
+      </w:r>
+      <w:proofErr w:type="spellEnd"/>
+      <w:r>
+        <w:t xml:space="preserve"> to csv conversion was in a </w:t>
+      </w:r>
+      <w:proofErr w:type="spellStart"/>
+      <w:r>
+        <w:t>seperate</w:t>
+      </w:r>
+      <w:proofErr w:type="spellEnd"/>
+      <w:r>
+        <w:t xml:space="preserve"> python code)</w:t>
+      </w:r>
+    </w:p>
+    <w:p>
+      <w:proofErr w:type="spellStart"/>
+      <w:r>
+        <w:t>df</w:t>
+      </w:r>
+      <w:proofErr w:type="spellEnd"/>
+      <w:r>
+        <w:t xml:space="preserve"> = </w:t>
+      </w:r>
+      <w:proofErr w:type="spellStart"/>
+      <w:proofErr w:type="gramStart"/>
+      <w:r>
+        <w:t>pd.read</w:t>
+      </w:r>
+      <w:proofErr w:type="gramEnd"/>
+      <w:r>
+        <w:t>_</w:t>
+      </w:r>
+      <w:proofErr w:type="gramStart"/>
+      <w:r>
+        <w:t>csv</w:t>
+      </w:r>
+      <w:proofErr w:type="spellEnd"/>
+      <w:r>
+        <w:t>(</w:t>
+      </w:r>
+      <w:proofErr w:type="gramEnd"/>
+      <w:r>
+        <w:t>'C:/Dir/IITM-</w:t>
+      </w:r>
+      <w:proofErr w:type="spellStart"/>
+      <w:r>
+        <w:t>M.Tech</w:t>
+      </w:r>
+      <w:proofErr w:type="spellEnd"/>
+      <w:r>
+        <w:t>/Wireless Communication/</w:t>
+      </w:r>
+      <w:proofErr w:type="spellStart"/>
+      <w:r>
+        <w:t>MiniProject</w:t>
+      </w:r>
+      <w:proofErr w:type="spellEnd"/>
+      <w:r>
+        <w:t>/</w:t>
+      </w:r>
+      <w:proofErr w:type="spellStart"/>
+      <w:r>
+        <w:t>zone_cell_data</w:t>
+      </w:r>
+      <w:proofErr w:type="spellEnd"/>
+      <w:r>
+        <w:t>/zone2.csv')</w:t>
       </w:r>
     </w:p>
     <w:p/>
@@ -5706,12 +6989,44 @@
     </w:p>
     <w:p>
       <w:r>
-        <w:t>#So to calculate path loss model we can are using registered type in our data</w:t>
-      </w:r>
-    </w:p>
-    <w:p>
-      <w:r>
-        <w:t>reg = df[df['Type'] == 'registered'].copy()</w:t>
+        <w:t>#</w:t>
+      </w:r>
+      <w:proofErr w:type="gramStart"/>
+      <w:r>
+        <w:t>So</w:t>
+      </w:r>
+      <w:proofErr w:type="gramEnd"/>
+      <w:r>
+        <w:t xml:space="preserve"> to calculate path loss model we can are using registered type in our data</w:t>
+      </w:r>
+    </w:p>
+    <w:p>
+      <w:r>
+        <w:t xml:space="preserve">reg = </w:t>
+      </w:r>
+      <w:proofErr w:type="spellStart"/>
+      <w:r>
+        <w:t>df</w:t>
+      </w:r>
+      <w:proofErr w:type="spellEnd"/>
+      <w:r>
+        <w:t>[</w:t>
+      </w:r>
+      <w:proofErr w:type="spellStart"/>
+      <w:r>
+        <w:t>df</w:t>
+      </w:r>
+      <w:proofErr w:type="spellEnd"/>
+      <w:r>
+        <w:t>['Type'] == 'registered'</w:t>
+      </w:r>
+      <w:proofErr w:type="gramStart"/>
+      <w:r>
+        <w:t>].copy</w:t>
+      </w:r>
+      <w:proofErr w:type="gramEnd"/>
+      <w:r>
+        <w:t>()</w:t>
       </w:r>
     </w:p>
     <w:p>
@@ -5736,65 +7051,215 @@
       </w:r>
     </w:p>
     <w:p>
-      <w:r>
-        <w:t>plt.figure()</w:t>
-      </w:r>
-    </w:p>
-    <w:p>
-      <w:r>
-        <w:t>plt.hist(reg['rsrp'], bins=30)</w:t>
-      </w:r>
-    </w:p>
-    <w:p>
-      <w:r>
-        <w:t>plt.xlabel("SNR (rsrp)")</w:t>
-      </w:r>
-    </w:p>
-    <w:p>
-      <w:r>
-        <w:t>plt.ylabel("Frequency")</w:t>
-      </w:r>
-    </w:p>
-    <w:p>
-      <w:r>
-        <w:t>plt.title("Histogram of SNR")</w:t>
-      </w:r>
-    </w:p>
-    <w:p>
-      <w:r>
-        <w:t>plt.savefig("C:/Dir/IITM-M.Tech/Wireless Communication/MiniProject/zone_cell_data/Histogram of SNR.png")</w:t>
-      </w:r>
-    </w:p>
-    <w:p>
-      <w:r>
-        <w:t>plt.show()</w:t>
+      <w:proofErr w:type="spellStart"/>
+      <w:proofErr w:type="gramStart"/>
+      <w:r>
+        <w:t>plt.figure</w:t>
+      </w:r>
+      <w:proofErr w:type="spellEnd"/>
+      <w:proofErr w:type="gramEnd"/>
+      <w:r>
+        <w:t>()</w:t>
+      </w:r>
+    </w:p>
+    <w:p>
+      <w:proofErr w:type="spellStart"/>
+      <w:proofErr w:type="gramStart"/>
+      <w:r>
+        <w:t>plt.hist</w:t>
+      </w:r>
+      <w:proofErr w:type="spellEnd"/>
+      <w:proofErr w:type="gramEnd"/>
+      <w:r>
+        <w:t>(reg['</w:t>
+      </w:r>
+      <w:proofErr w:type="spellStart"/>
+      <w:r>
+        <w:t>rsrp</w:t>
+      </w:r>
+      <w:proofErr w:type="spellEnd"/>
+      <w:r>
+        <w:t>'], bins=30)</w:t>
+      </w:r>
+    </w:p>
+    <w:p>
+      <w:proofErr w:type="spellStart"/>
+      <w:proofErr w:type="gramStart"/>
+      <w:r>
+        <w:t>plt.xlabel</w:t>
+      </w:r>
+      <w:proofErr w:type="spellEnd"/>
+      <w:proofErr w:type="gramEnd"/>
+      <w:r>
+        <w:t>("SNR (</w:t>
+      </w:r>
+      <w:proofErr w:type="spellStart"/>
+      <w:r>
+        <w:t>rsrp</w:t>
+      </w:r>
+      <w:proofErr w:type="spellEnd"/>
+      <w:r>
+        <w:t>)")</w:t>
+      </w:r>
+    </w:p>
+    <w:p>
+      <w:proofErr w:type="spellStart"/>
+      <w:proofErr w:type="gramStart"/>
+      <w:r>
+        <w:t>plt.ylabel</w:t>
+      </w:r>
+      <w:proofErr w:type="spellEnd"/>
+      <w:proofErr w:type="gramEnd"/>
+      <w:r>
+        <w:t>("Frequency")</w:t>
+      </w:r>
+    </w:p>
+    <w:p>
+      <w:proofErr w:type="spellStart"/>
+      <w:proofErr w:type="gramStart"/>
+      <w:r>
+        <w:t>plt.title</w:t>
+      </w:r>
+      <w:proofErr w:type="spellEnd"/>
+      <w:proofErr w:type="gramEnd"/>
+      <w:r>
+        <w:t>("Histogram of SNR")</w:t>
+      </w:r>
+    </w:p>
+    <w:p>
+      <w:proofErr w:type="spellStart"/>
+      <w:proofErr w:type="gramStart"/>
+      <w:r>
+        <w:t>plt.savefig</w:t>
+      </w:r>
+      <w:proofErr w:type="spellEnd"/>
+      <w:proofErr w:type="gramEnd"/>
+      <w:r>
+        <w:t>("C:/Dir/IITM-M.Tech/Wireless Communication/</w:t>
+      </w:r>
+      <w:proofErr w:type="spellStart"/>
+      <w:r>
+        <w:t>MiniProject</w:t>
+      </w:r>
+      <w:proofErr w:type="spellEnd"/>
+      <w:r>
+        <w:t>/</w:t>
+      </w:r>
+      <w:proofErr w:type="spellStart"/>
+      <w:r>
+        <w:t>zone_cell_data</w:t>
+      </w:r>
+      <w:proofErr w:type="spellEnd"/>
+      <w:r>
+        <w:t>/Histogram of SNR.png")</w:t>
+      </w:r>
+    </w:p>
+    <w:p>
+      <w:proofErr w:type="spellStart"/>
+      <w:proofErr w:type="gramStart"/>
+      <w:r>
+        <w:t>plt.show</w:t>
+      </w:r>
+      <w:proofErr w:type="spellEnd"/>
+      <w:proofErr w:type="gramEnd"/>
+      <w:r>
+        <w:t>()</w:t>
       </w:r>
     </w:p>
     <w:p/>
     <w:p>
       <w:r>
-        <w:t>#Removing rssnr as maximum values are 2147483647 which is int32 max value</w:t>
-      </w:r>
-    </w:p>
-    <w:p>
-      <w:r>
-        <w:t>#Removing rsrp also has some maximum values are 2147483647 which is int32 max value so dropping it before building models</w:t>
-      </w:r>
-    </w:p>
-    <w:p>
-      <w:r>
-        <w:t># reg = reg[reg['rsrp']  != 2147483647]</w:t>
-      </w:r>
-    </w:p>
-    <w:p>
-      <w:r>
-        <w:t># reg = reg[reg['rssnr'] != 2147483647]</w:t>
+        <w:t xml:space="preserve">#Removing </w:t>
+      </w:r>
+      <w:proofErr w:type="spellStart"/>
+      <w:r>
+        <w:t>rssnr</w:t>
+      </w:r>
+      <w:proofErr w:type="spellEnd"/>
+      <w:r>
+        <w:t xml:space="preserve"> as maximum values are 2147483647 which is int32 max value</w:t>
+      </w:r>
+    </w:p>
+    <w:p>
+      <w:r>
+        <w:t xml:space="preserve">#Removing </w:t>
+      </w:r>
+      <w:proofErr w:type="spellStart"/>
+      <w:r>
+        <w:t>rsrp</w:t>
+      </w:r>
+      <w:proofErr w:type="spellEnd"/>
+      <w:r>
+        <w:t xml:space="preserve"> also has some maximum values are 2147483647 which is int32 max value so dropping it before building models</w:t>
+      </w:r>
+    </w:p>
+    <w:p>
+      <w:r>
+        <w:t># reg = reg[reg['</w:t>
+      </w:r>
+      <w:proofErr w:type="spellStart"/>
+      <w:r>
+        <w:t>rsrp</w:t>
+      </w:r>
+      <w:proofErr w:type="spellEnd"/>
+      <w:proofErr w:type="gramStart"/>
+      <w:r>
+        <w:t>']  !</w:t>
+      </w:r>
+      <w:proofErr w:type="gramEnd"/>
+      <w:r>
+        <w:t>= 2147483647]</w:t>
+      </w:r>
+    </w:p>
+    <w:p>
+      <w:r>
+        <w:t># reg = reg[reg['</w:t>
+      </w:r>
+      <w:proofErr w:type="spellStart"/>
+      <w:r>
+        <w:t>rssnr</w:t>
+      </w:r>
+      <w:proofErr w:type="spellEnd"/>
+      <w:r>
+        <w:t>'</w:t>
+      </w:r>
+      <w:proofErr w:type="gramStart"/>
+      <w:r>
+        <w:t>] !</w:t>
+      </w:r>
+      <w:proofErr w:type="gramEnd"/>
+      <w:r>
+        <w:t>= 2147483647]</w:t>
       </w:r>
     </w:p>
     <w:p/>
     <w:p>
       <w:r>
-        <w:t>reg = reg[(reg['rsrp'] &gt;= -140) &amp; (reg['rsrp'] &lt;= -44)].copy()</w:t>
+        <w:t>reg = reg[(reg['</w:t>
+      </w:r>
+      <w:proofErr w:type="spellStart"/>
+      <w:r>
+        <w:t>rsrp</w:t>
+      </w:r>
+      <w:proofErr w:type="spellEnd"/>
+      <w:r>
+        <w:t>'] &gt;= -140) &amp; (reg['</w:t>
+      </w:r>
+      <w:proofErr w:type="spellStart"/>
+      <w:r>
+        <w:t>rsrp</w:t>
+      </w:r>
+      <w:proofErr w:type="spellEnd"/>
+      <w:r>
+        <w:t>'] &lt;= -44)</w:t>
+      </w:r>
+      <w:proofErr w:type="gramStart"/>
+      <w:r>
+        <w:t>].copy</w:t>
+      </w:r>
+      <w:proofErr w:type="gramEnd"/>
+      <w:r>
+        <w:t>()</w:t>
       </w:r>
     </w:p>
     <w:p/>
@@ -5809,104 +7274,319 @@
       </w:r>
     </w:p>
     <w:p>
-      <w:r>
-        <w:t>plt.figure()</w:t>
-      </w:r>
-    </w:p>
-    <w:p>
-      <w:r>
-        <w:t>plt.hist(reg['rsrp'], bins=30)</w:t>
-      </w:r>
-    </w:p>
-    <w:p>
-      <w:r>
-        <w:t>plt.xlabel("SNR (rsrp)")</w:t>
-      </w:r>
-    </w:p>
-    <w:p>
-      <w:r>
-        <w:t>plt.ylabel("Frequency")</w:t>
-      </w:r>
-    </w:p>
-    <w:p>
-      <w:r>
-        <w:t>plt.title("Filtered SNR Histogram")</w:t>
-      </w:r>
-    </w:p>
-    <w:p>
-      <w:r>
-        <w:t>plt.savefig("C:/Dir/IITM-M.Tech/Wireless Communication/MiniProject/zone_cell_data/Filtered SNR Histogram.png")</w:t>
-      </w:r>
-    </w:p>
-    <w:p>
-      <w:r>
-        <w:t>plt.show()</w:t>
+      <w:proofErr w:type="spellStart"/>
+      <w:proofErr w:type="gramStart"/>
+      <w:r>
+        <w:t>plt.figure</w:t>
+      </w:r>
+      <w:proofErr w:type="spellEnd"/>
+      <w:proofErr w:type="gramEnd"/>
+      <w:r>
+        <w:t>()</w:t>
+      </w:r>
+    </w:p>
+    <w:p>
+      <w:proofErr w:type="spellStart"/>
+      <w:proofErr w:type="gramStart"/>
+      <w:r>
+        <w:t>plt.hist</w:t>
+      </w:r>
+      <w:proofErr w:type="spellEnd"/>
+      <w:proofErr w:type="gramEnd"/>
+      <w:r>
+        <w:t>(reg['</w:t>
+      </w:r>
+      <w:proofErr w:type="spellStart"/>
+      <w:r>
+        <w:t>rsrp</w:t>
+      </w:r>
+      <w:proofErr w:type="spellEnd"/>
+      <w:r>
+        <w:t>'], bins=30)</w:t>
+      </w:r>
+    </w:p>
+    <w:p>
+      <w:proofErr w:type="spellStart"/>
+      <w:proofErr w:type="gramStart"/>
+      <w:r>
+        <w:t>plt.xlabel</w:t>
+      </w:r>
+      <w:proofErr w:type="spellEnd"/>
+      <w:proofErr w:type="gramEnd"/>
+      <w:r>
+        <w:t>("SNR (</w:t>
+      </w:r>
+      <w:proofErr w:type="spellStart"/>
+      <w:r>
+        <w:t>rsrp</w:t>
+      </w:r>
+      <w:proofErr w:type="spellEnd"/>
+      <w:r>
+        <w:t>)")</w:t>
+      </w:r>
+    </w:p>
+    <w:p>
+      <w:proofErr w:type="spellStart"/>
+      <w:proofErr w:type="gramStart"/>
+      <w:r>
+        <w:t>plt.ylabel</w:t>
+      </w:r>
+      <w:proofErr w:type="spellEnd"/>
+      <w:proofErr w:type="gramEnd"/>
+      <w:r>
+        <w:t>("Frequency")</w:t>
+      </w:r>
+    </w:p>
+    <w:p>
+      <w:proofErr w:type="spellStart"/>
+      <w:proofErr w:type="gramStart"/>
+      <w:r>
+        <w:t>plt.title</w:t>
+      </w:r>
+      <w:proofErr w:type="spellEnd"/>
+      <w:proofErr w:type="gramEnd"/>
+      <w:r>
+        <w:t>("Filtered SNR Histogram")</w:t>
+      </w:r>
+    </w:p>
+    <w:p>
+      <w:proofErr w:type="spellStart"/>
+      <w:proofErr w:type="gramStart"/>
+      <w:r>
+        <w:t>plt.savefig</w:t>
+      </w:r>
+      <w:proofErr w:type="spellEnd"/>
+      <w:proofErr w:type="gramEnd"/>
+      <w:r>
+        <w:t>("C:/Dir/IITM-M.Tech/Wireless Communication/</w:t>
+      </w:r>
+      <w:proofErr w:type="spellStart"/>
+      <w:r>
+        <w:t>MiniProject</w:t>
+      </w:r>
+      <w:proofErr w:type="spellEnd"/>
+      <w:r>
+        <w:t>/</w:t>
+      </w:r>
+      <w:proofErr w:type="spellStart"/>
+      <w:r>
+        <w:t>zone_cell_data</w:t>
+      </w:r>
+      <w:proofErr w:type="spellEnd"/>
+      <w:r>
+        <w:t>/Filtered SNR Histogram.png")</w:t>
+      </w:r>
+    </w:p>
+    <w:p>
+      <w:proofErr w:type="spellStart"/>
+      <w:proofErr w:type="gramStart"/>
+      <w:r>
+        <w:t>plt.show</w:t>
+      </w:r>
+      <w:proofErr w:type="spellEnd"/>
+      <w:proofErr w:type="gramEnd"/>
+      <w:r>
+        <w:t>()</w:t>
       </w:r>
     </w:p>
     <w:p/>
     <w:p>
       <w:r>
-        <w:t xml:space="preserve">#Analyzing and Plotting lat Long data to check for any outliers </w:t>
-      </w:r>
-    </w:p>
-    <w:p>
-      <w:r>
-        <w:t># print(reg['Lat'].describe())</w:t>
-      </w:r>
-    </w:p>
-    <w:p>
-      <w:r>
-        <w:t># print(reg['Long'].describe())</w:t>
-      </w:r>
-    </w:p>
-    <w:p>
-      <w:r>
-        <w:t>plt.figure()</w:t>
-      </w:r>
-    </w:p>
-    <w:p>
-      <w:r>
-        <w:t>plt.scatter(reg['Long'], reg['Lat'])#, color='blue', marker='o')</w:t>
-      </w:r>
-    </w:p>
-    <w:p>
-      <w:r>
-        <w:t>plt.xlabel('Longitude')</w:t>
-      </w:r>
-    </w:p>
-    <w:p>
-      <w:r>
-        <w:t>plt.ylabel('Latitude')</w:t>
-      </w:r>
-    </w:p>
-    <w:p>
-      <w:r>
-        <w:t>plt.xlim(80.237700, 80.241800)</w:t>
-      </w:r>
-    </w:p>
-    <w:p>
-      <w:r>
-        <w:t>plt.ylim(12.992180, 13.004300)</w:t>
-      </w:r>
-    </w:p>
-    <w:p>
-      <w:r>
-        <w:t>plt.title("Location")</w:t>
-      </w:r>
-    </w:p>
-    <w:p>
-      <w:r>
-        <w:t>plt.grid(True)</w:t>
-      </w:r>
-    </w:p>
-    <w:p>
-      <w:r>
-        <w:t>plt.savefig("C:/Dir/IITM-M.Tech/Wireless Communication/MiniProject/zone_cell_data/Location.png")</w:t>
-      </w:r>
-    </w:p>
-    <w:p>
-      <w:r>
-        <w:t>plt.show()</w:t>
+        <w:t xml:space="preserve">#Analyzing and Plotting </w:t>
+      </w:r>
+      <w:proofErr w:type="spellStart"/>
+      <w:r>
+        <w:t>lat</w:t>
+      </w:r>
+      <w:proofErr w:type="spellEnd"/>
+      <w:r>
+        <w:t xml:space="preserve"> </w:t>
+      </w:r>
+      <w:proofErr w:type="gramStart"/>
+      <w:r>
+        <w:t>Long</w:t>
+      </w:r>
+      <w:proofErr w:type="gramEnd"/>
+      <w:r>
+        <w:t xml:space="preserve"> data to check for any outliers </w:t>
+      </w:r>
+    </w:p>
+    <w:p>
+      <w:r>
+        <w:t># print(reg['Lat'</w:t>
+      </w:r>
+      <w:proofErr w:type="gramStart"/>
+      <w:r>
+        <w:t>].describe</w:t>
+      </w:r>
+      <w:proofErr w:type="gramEnd"/>
+      <w:r>
+        <w:t>())</w:t>
+      </w:r>
+    </w:p>
+    <w:p>
+      <w:r>
+        <w:t># print(reg['Long'</w:t>
+      </w:r>
+      <w:proofErr w:type="gramStart"/>
+      <w:r>
+        <w:t>].describe</w:t>
+      </w:r>
+      <w:proofErr w:type="gramEnd"/>
+      <w:r>
+        <w:t>())</w:t>
+      </w:r>
+    </w:p>
+    <w:p>
+      <w:proofErr w:type="spellStart"/>
+      <w:proofErr w:type="gramStart"/>
+      <w:r>
+        <w:t>plt.figure</w:t>
+      </w:r>
+      <w:proofErr w:type="spellEnd"/>
+      <w:proofErr w:type="gramEnd"/>
+      <w:r>
+        <w:t>()</w:t>
+      </w:r>
+    </w:p>
+    <w:p>
+      <w:proofErr w:type="spellStart"/>
+      <w:proofErr w:type="gramStart"/>
+      <w:r>
+        <w:t>plt.scatter</w:t>
+      </w:r>
+      <w:proofErr w:type="spellEnd"/>
+      <w:proofErr w:type="gramEnd"/>
+      <w:r>
+        <w:t>(reg['Long'], reg['Lat'</w:t>
+      </w:r>
+      <w:proofErr w:type="gramStart"/>
+      <w:r>
+        <w:t>])#</w:t>
+      </w:r>
+      <w:proofErr w:type="gramEnd"/>
+      <w:r>
+        <w:t xml:space="preserve">, </w:t>
+      </w:r>
+      <w:proofErr w:type="spellStart"/>
+      <w:r>
+        <w:t>color</w:t>
+      </w:r>
+      <w:proofErr w:type="spellEnd"/>
+      <w:r>
+        <w:t>='blue', marker='o')</w:t>
+      </w:r>
+    </w:p>
+    <w:p>
+      <w:proofErr w:type="spellStart"/>
+      <w:proofErr w:type="gramStart"/>
+      <w:r>
+        <w:t>plt.xlabel</w:t>
+      </w:r>
+      <w:proofErr w:type="spellEnd"/>
+      <w:proofErr w:type="gramEnd"/>
+      <w:r>
+        <w:t>('Longitude')</w:t>
+      </w:r>
+    </w:p>
+    <w:p>
+      <w:proofErr w:type="spellStart"/>
+      <w:proofErr w:type="gramStart"/>
+      <w:r>
+        <w:t>plt.ylabel</w:t>
+      </w:r>
+      <w:proofErr w:type="spellEnd"/>
+      <w:proofErr w:type="gramEnd"/>
+      <w:r>
+        <w:t>('Latitude')</w:t>
+      </w:r>
+    </w:p>
+    <w:p>
+      <w:proofErr w:type="spellStart"/>
+      <w:proofErr w:type="gramStart"/>
+      <w:r>
+        <w:t>plt.xlim</w:t>
+      </w:r>
+      <w:proofErr w:type="spellEnd"/>
+      <w:proofErr w:type="gramEnd"/>
+      <w:r>
+        <w:t>(80.237700, 80.241800)</w:t>
+      </w:r>
+    </w:p>
+    <w:p>
+      <w:proofErr w:type="spellStart"/>
+      <w:proofErr w:type="gramStart"/>
+      <w:r>
+        <w:t>plt.ylim</w:t>
+      </w:r>
+      <w:proofErr w:type="spellEnd"/>
+      <w:proofErr w:type="gramEnd"/>
+      <w:r>
+        <w:t>(12.992180, 13.004300)</w:t>
+      </w:r>
+    </w:p>
+    <w:p>
+      <w:proofErr w:type="spellStart"/>
+      <w:proofErr w:type="gramStart"/>
+      <w:r>
+        <w:t>plt.title</w:t>
+      </w:r>
+      <w:proofErr w:type="spellEnd"/>
+      <w:proofErr w:type="gramEnd"/>
+      <w:r>
+        <w:t>("Location")</w:t>
+      </w:r>
+    </w:p>
+    <w:p>
+      <w:proofErr w:type="spellStart"/>
+      <w:proofErr w:type="gramStart"/>
+      <w:r>
+        <w:t>plt.grid</w:t>
+      </w:r>
+      <w:proofErr w:type="spellEnd"/>
+      <w:proofErr w:type="gramEnd"/>
+      <w:r>
+        <w:t>(True)</w:t>
+      </w:r>
+    </w:p>
+    <w:p>
+      <w:proofErr w:type="spellStart"/>
+      <w:proofErr w:type="gramStart"/>
+      <w:r>
+        <w:t>plt.savefig</w:t>
+      </w:r>
+      <w:proofErr w:type="spellEnd"/>
+      <w:proofErr w:type="gramEnd"/>
+      <w:r>
+        <w:t>("C:/Dir/IITM-M.Tech/Wireless Communication/</w:t>
+      </w:r>
+      <w:proofErr w:type="spellStart"/>
+      <w:r>
+        <w:t>MiniProject</w:t>
+      </w:r>
+      <w:proofErr w:type="spellEnd"/>
+      <w:r>
+        <w:t>/</w:t>
+      </w:r>
+      <w:proofErr w:type="spellStart"/>
+      <w:r>
+        <w:t>zone_cell_data</w:t>
+      </w:r>
+      <w:proofErr w:type="spellEnd"/>
+      <w:r>
+        <w:t>/Location.png")</w:t>
+      </w:r>
+    </w:p>
+    <w:p>
+      <w:proofErr w:type="spellStart"/>
+      <w:proofErr w:type="gramStart"/>
+      <w:r>
+        <w:t>plt.show</w:t>
+      </w:r>
+      <w:proofErr w:type="spellEnd"/>
+      <w:proofErr w:type="gramEnd"/>
+      <w:r>
+        <w:t>()</w:t>
       </w:r>
     </w:p>
     <w:p/>
@@ -5928,7 +7608,15 @@
     </w:p>
     <w:p>
       <w:r>
-        <w:t>def haversine(lat1, lon1, lat2, lon2):</w:t>
+        <w:t xml:space="preserve">def </w:t>
+      </w:r>
+      <w:proofErr w:type="gramStart"/>
+      <w:r>
+        <w:t>haversine(</w:t>
+      </w:r>
+      <w:proofErr w:type="gramEnd"/>
+      <w:r>
+        <w:t>lat1, lon1, lat2, lon2):</w:t>
       </w:r>
     </w:p>
     <w:p>
@@ -5938,22 +7626,138 @@
     </w:p>
     <w:p>
       <w:r>
-        <w:t xml:space="preserve">    phi1, phi2 = np.radians(lat1), np.radians(lat2)</w:t>
-      </w:r>
-    </w:p>
-    <w:p>
-      <w:r>
-        <w:t xml:space="preserve">    a = (np.sin(np.radians(lat2 - lat1)/2)**2 +</w:t>
-      </w:r>
-    </w:p>
-    <w:p>
-      <w:r>
-        <w:t xml:space="preserve">         np.cos(phi1)*np.cos(phi2)*np.sin(np.radians(lon2 - lon1)/2)**2)</w:t>
-      </w:r>
-    </w:p>
-    <w:p>
-      <w:r>
-        <w:t xml:space="preserve">    return 2 * R * np.arcsin(np.sqrt(a))</w:t>
+        <w:t xml:space="preserve">    phi1, phi2 = </w:t>
+      </w:r>
+      <w:proofErr w:type="spellStart"/>
+      <w:proofErr w:type="gramStart"/>
+      <w:r>
+        <w:t>np.radians</w:t>
+      </w:r>
+      <w:proofErr w:type="spellEnd"/>
+      <w:proofErr w:type="gramEnd"/>
+      <w:r>
+        <w:t xml:space="preserve">(lat1), </w:t>
+      </w:r>
+      <w:proofErr w:type="spellStart"/>
+      <w:proofErr w:type="gramStart"/>
+      <w:r>
+        <w:t>np.radians</w:t>
+      </w:r>
+      <w:proofErr w:type="spellEnd"/>
+      <w:proofErr w:type="gramEnd"/>
+      <w:r>
+        <w:t>(lat2)</w:t>
+      </w:r>
+    </w:p>
+    <w:p>
+      <w:r>
+        <w:t xml:space="preserve">    a = (</w:t>
+      </w:r>
+      <w:proofErr w:type="spellStart"/>
+      <w:proofErr w:type="gramStart"/>
+      <w:r>
+        <w:t>np.sin</w:t>
+      </w:r>
+      <w:proofErr w:type="spellEnd"/>
+      <w:r>
+        <w:t>(</w:t>
+      </w:r>
+      <w:proofErr w:type="spellStart"/>
+      <w:r>
+        <w:t>np.radians</w:t>
+      </w:r>
+      <w:proofErr w:type="spellEnd"/>
+      <w:proofErr w:type="gramEnd"/>
+      <w:r>
+        <w:t>(lat2 - lat1)/</w:t>
+      </w:r>
+      <w:proofErr w:type="gramStart"/>
+      <w:r>
+        <w:t>2)*</w:t>
+      </w:r>
+      <w:proofErr w:type="gramEnd"/>
+      <w:r>
+        <w:t>*2 +</w:t>
+      </w:r>
+    </w:p>
+    <w:p>
+      <w:r>
+        <w:t xml:space="preserve">         </w:t>
+      </w:r>
+      <w:proofErr w:type="spellStart"/>
+      <w:r>
+        <w:t>np.cos</w:t>
+      </w:r>
+      <w:proofErr w:type="spellEnd"/>
+      <w:r>
+        <w:t>(phi</w:t>
+      </w:r>
+      <w:proofErr w:type="gramStart"/>
+      <w:r>
+        <w:t>1)*</w:t>
+      </w:r>
+      <w:proofErr w:type="spellStart"/>
+      <w:proofErr w:type="gramEnd"/>
+      <w:r>
+        <w:t>np.cos</w:t>
+      </w:r>
+      <w:proofErr w:type="spellEnd"/>
+      <w:r>
+        <w:t>(phi</w:t>
+      </w:r>
+      <w:proofErr w:type="gramStart"/>
+      <w:r>
+        <w:t>2)*</w:t>
+      </w:r>
+      <w:proofErr w:type="spellStart"/>
+      <w:r>
+        <w:t>np.sin</w:t>
+      </w:r>
+      <w:proofErr w:type="spellEnd"/>
+      <w:r>
+        <w:t>(</w:t>
+      </w:r>
+      <w:proofErr w:type="spellStart"/>
+      <w:r>
+        <w:t>np.radians</w:t>
+      </w:r>
+      <w:proofErr w:type="spellEnd"/>
+      <w:proofErr w:type="gramEnd"/>
+      <w:r>
+        <w:t>(lon2 - lon1)/</w:t>
+      </w:r>
+      <w:proofErr w:type="gramStart"/>
+      <w:r>
+        <w:t>2)*</w:t>
+      </w:r>
+      <w:proofErr w:type="gramEnd"/>
+      <w:r>
+        <w:t>*2)</w:t>
+      </w:r>
+    </w:p>
+    <w:p>
+      <w:r>
+        <w:t xml:space="preserve">    return 2 * R * </w:t>
+      </w:r>
+      <w:proofErr w:type="spellStart"/>
+      <w:proofErr w:type="gramStart"/>
+      <w:r>
+        <w:t>np.arcsin</w:t>
+      </w:r>
+      <w:proofErr w:type="spellEnd"/>
+      <w:proofErr w:type="gramEnd"/>
+      <w:r>
+        <w:t>(</w:t>
+      </w:r>
+      <w:proofErr w:type="spellStart"/>
+      <w:proofErr w:type="gramStart"/>
+      <w:r>
+        <w:t>np.sqrt</w:t>
+      </w:r>
+      <w:proofErr w:type="spellEnd"/>
+      <w:proofErr w:type="gramEnd"/>
+      <w:r>
+        <w:t>(a))</w:t>
       </w:r>
     </w:p>
     <w:p/>
@@ -5964,24 +7768,140 @@
       </w:r>
     </w:p>
     <w:p>
-      <w:r>
-        <w:t>bs_locs = reg.groupby('pci')[['Lat','Long']].mean().rename(columns={'Lat':'bs_lat','Long':'bs_lon'}).reset_index()</w:t>
-      </w:r>
-    </w:p>
-    <w:p>
-      <w:r>
-        <w:t>reg = reg.merge(bs_locs, on='pci')</w:t>
+      <w:proofErr w:type="spellStart"/>
+      <w:r>
+        <w:t>bs_locs</w:t>
+      </w:r>
+      <w:proofErr w:type="spellEnd"/>
+      <w:r>
+        <w:t xml:space="preserve"> = </w:t>
+      </w:r>
+      <w:proofErr w:type="gramStart"/>
+      <w:r>
+        <w:t>reg.groupby</w:t>
+      </w:r>
+      <w:proofErr w:type="gramEnd"/>
+      <w:r>
+        <w:t>('pci</w:t>
+      </w:r>
+      <w:proofErr w:type="gramStart"/>
+      <w:r>
+        <w:t>')[</w:t>
+      </w:r>
+      <w:proofErr w:type="gramEnd"/>
+      <w:r>
+        <w:t>['Lat','Long']</w:t>
+      </w:r>
+      <w:proofErr w:type="gramStart"/>
+      <w:r>
+        <w:t>].mean</w:t>
+      </w:r>
+      <w:proofErr w:type="gramEnd"/>
+      <w:r>
+        <w:t>(</w:t>
+      </w:r>
+      <w:proofErr w:type="gramStart"/>
+      <w:r>
+        <w:t>).rename</w:t>
+      </w:r>
+      <w:proofErr w:type="gramEnd"/>
+      <w:r>
+        <w:t>(columns={'Lat':'bs_lat','Long':'bs_lon'}</w:t>
+      </w:r>
+      <w:proofErr w:type="gramStart"/>
+      <w:r>
+        <w:t>).reset</w:t>
+      </w:r>
+      <w:proofErr w:type="gramEnd"/>
+      <w:r>
+        <w:t>_</w:t>
+      </w:r>
+      <w:proofErr w:type="gramStart"/>
+      <w:r>
+        <w:t>index(</w:t>
+      </w:r>
+      <w:proofErr w:type="gramEnd"/>
+      <w:r>
+        <w:t>)</w:t>
+      </w:r>
+    </w:p>
+    <w:p>
+      <w:r>
+        <w:t xml:space="preserve">reg = </w:t>
+      </w:r>
+      <w:proofErr w:type="spellStart"/>
+      <w:proofErr w:type="gramStart"/>
+      <w:r>
+        <w:t>reg.merge</w:t>
+      </w:r>
+      <w:proofErr w:type="spellEnd"/>
+      <w:proofErr w:type="gramEnd"/>
+      <w:r>
+        <w:t>(</w:t>
+      </w:r>
+      <w:proofErr w:type="spellStart"/>
+      <w:r>
+        <w:t>bs_locs</w:t>
+      </w:r>
+      <w:proofErr w:type="spellEnd"/>
+      <w:r>
+        <w:t>, on='</w:t>
+      </w:r>
+      <w:proofErr w:type="spellStart"/>
+      <w:r>
+        <w:t>pci</w:t>
+      </w:r>
+      <w:proofErr w:type="spellEnd"/>
+      <w:r>
+        <w:t>')</w:t>
       </w:r>
     </w:p>
     <w:p/>
     <w:p>
       <w:r>
-        <w:t>#Calulating distance of each row from the base location(lat, long)</w:t>
-      </w:r>
-    </w:p>
-    <w:p>
-      <w:r>
-        <w:t>reg['distance_m'] = haversine(reg['Lat'], reg['Long'], reg['bs_lat'], reg['bs_lon'])</w:t>
+        <w:t xml:space="preserve">#Calulating distance of each row from the base </w:t>
+      </w:r>
+      <w:proofErr w:type="gramStart"/>
+      <w:r>
+        <w:t>location(</w:t>
+      </w:r>
+      <w:proofErr w:type="spellStart"/>
+      <w:proofErr w:type="gramEnd"/>
+      <w:r>
+        <w:t>lat</w:t>
+      </w:r>
+      <w:proofErr w:type="spellEnd"/>
+      <w:r>
+        <w:t>, long)</w:t>
+      </w:r>
+    </w:p>
+    <w:p>
+      <w:r>
+        <w:t>reg['</w:t>
+      </w:r>
+      <w:proofErr w:type="spellStart"/>
+      <w:r>
+        <w:t>distance_m</w:t>
+      </w:r>
+      <w:proofErr w:type="spellEnd"/>
+      <w:r>
+        <w:t>'] = haversine(reg['Lat'], reg['Long'], reg['</w:t>
+      </w:r>
+      <w:proofErr w:type="spellStart"/>
+      <w:r>
+        <w:t>bs_lat</w:t>
+      </w:r>
+      <w:proofErr w:type="spellEnd"/>
+      <w:r>
+        <w:t>'], reg['</w:t>
+      </w:r>
+      <w:proofErr w:type="spellStart"/>
+      <w:r>
+        <w:t>bs_lon</w:t>
+      </w:r>
+      <w:proofErr w:type="spellEnd"/>
+      <w:r>
+        <w:t>'])</w:t>
       </w:r>
     </w:p>
     <w:p/>
@@ -5992,7 +7912,23 @@
     </w:p>
     <w:p>
       <w:r>
-        <w:t>reg = reg[(reg['distance_m'] &gt; 20) &amp; (reg['distance_m'] &lt; 3000)]</w:t>
+        <w:t>reg = reg[(reg['</w:t>
+      </w:r>
+      <w:proofErr w:type="spellStart"/>
+      <w:r>
+        <w:t>distance_m</w:t>
+      </w:r>
+      <w:proofErr w:type="spellEnd"/>
+      <w:r>
+        <w:t>'] &gt; 20) &amp; (reg['</w:t>
+      </w:r>
+      <w:proofErr w:type="spellStart"/>
+      <w:r>
+        <w:t>distance_m</w:t>
+      </w:r>
+      <w:proofErr w:type="spellEnd"/>
+      <w:r>
+        <w:t>'] &lt; 3000)]</w:t>
       </w:r>
     </w:p>
     <w:p/>
@@ -6029,7 +7965,23 @@
     </w:p>
     <w:p>
       <w:r>
-        <w:t>reg['path_loss_db'] = P_TX - reg['rsrp']</w:t>
+        <w:t>reg['</w:t>
+      </w:r>
+      <w:proofErr w:type="spellStart"/>
+      <w:r>
+        <w:t>path_loss_db</w:t>
+      </w:r>
+      <w:proofErr w:type="spellEnd"/>
+      <w:r>
+        <w:t>'] = P_TX - reg['</w:t>
+      </w:r>
+      <w:proofErr w:type="spellStart"/>
+      <w:r>
+        <w:t>rsrp</w:t>
+      </w:r>
+      <w:proofErr w:type="spellEnd"/>
+      <w:r>
+        <w:t>']</w:t>
       </w:r>
     </w:p>
     <w:p/>
@@ -6061,32 +8013,136 @@
     </w:p>
     <w:p>
       <w:r>
-        <w:t>#   Calculate change in lat and lon from base tower lat long</w:t>
-      </w:r>
-    </w:p>
-    <w:p>
-      <w:r>
-        <w:t>#   Calculate Angle to the tower using delta lat long</w:t>
-      </w:r>
-    </w:p>
-    <w:p>
-      <w:r>
-        <w:t>reg['log_distance'] = np.log10(reg['distance_m'])</w:t>
-      </w:r>
-    </w:p>
-    <w:p>
-      <w:r>
-        <w:t>reg['delta_lat'] = reg['Lat'] - reg['bs_lat']</w:t>
-      </w:r>
-    </w:p>
-    <w:p>
-      <w:r>
-        <w:t>reg['delta_lon'] = reg['Long'] - reg['bs_lon']</w:t>
-      </w:r>
-    </w:p>
-    <w:p>
-      <w:r>
-        <w:t>reg['angle'] = np.arctan2(reg['delta_lat'], reg['delta_lon'])</w:t>
+        <w:t xml:space="preserve">#   Calculate change in </w:t>
+      </w:r>
+      <w:proofErr w:type="spellStart"/>
+      <w:r>
+        <w:t>lat</w:t>
+      </w:r>
+      <w:proofErr w:type="spellEnd"/>
+      <w:r>
+        <w:t xml:space="preserve"> and </w:t>
+      </w:r>
+      <w:proofErr w:type="spellStart"/>
+      <w:r>
+        <w:t>lon</w:t>
+      </w:r>
+      <w:proofErr w:type="spellEnd"/>
+      <w:r>
+        <w:t xml:space="preserve"> from base tower </w:t>
+      </w:r>
+      <w:proofErr w:type="spellStart"/>
+      <w:r>
+        <w:t>lat</w:t>
+      </w:r>
+      <w:proofErr w:type="spellEnd"/>
+      <w:r>
+        <w:t xml:space="preserve"> long</w:t>
+      </w:r>
+    </w:p>
+    <w:p>
+      <w:r>
+        <w:t xml:space="preserve">#   Calculate Angle to the tower using delta </w:t>
+      </w:r>
+      <w:proofErr w:type="spellStart"/>
+      <w:r>
+        <w:t>lat</w:t>
+      </w:r>
+      <w:proofErr w:type="spellEnd"/>
+      <w:r>
+        <w:t xml:space="preserve"> long</w:t>
+      </w:r>
+    </w:p>
+    <w:p>
+      <w:r>
+        <w:t>reg['</w:t>
+      </w:r>
+      <w:proofErr w:type="spellStart"/>
+      <w:r>
+        <w:t>log_distance</w:t>
+      </w:r>
+      <w:proofErr w:type="spellEnd"/>
+      <w:r>
+        <w:t>'] = np.log10(reg['</w:t>
+      </w:r>
+      <w:proofErr w:type="spellStart"/>
+      <w:r>
+        <w:t>distance_m</w:t>
+      </w:r>
+      <w:proofErr w:type="spellEnd"/>
+      <w:r>
+        <w:t>'])</w:t>
+      </w:r>
+    </w:p>
+    <w:p>
+      <w:r>
+        <w:t>reg['</w:t>
+      </w:r>
+      <w:proofErr w:type="spellStart"/>
+      <w:r>
+        <w:t>delta_lat</w:t>
+      </w:r>
+      <w:proofErr w:type="spellEnd"/>
+      <w:r>
+        <w:t>'] = reg['Lat'] - reg['</w:t>
+      </w:r>
+      <w:proofErr w:type="spellStart"/>
+      <w:r>
+        <w:t>bs_lat</w:t>
+      </w:r>
+      <w:proofErr w:type="spellEnd"/>
+      <w:r>
+        <w:t>']</w:t>
+      </w:r>
+    </w:p>
+    <w:p>
+      <w:r>
+        <w:t>reg['</w:t>
+      </w:r>
+      <w:proofErr w:type="spellStart"/>
+      <w:r>
+        <w:t>delta_lon</w:t>
+      </w:r>
+      <w:proofErr w:type="spellEnd"/>
+      <w:r>
+        <w:t>'] = reg['Long'] - reg['</w:t>
+      </w:r>
+      <w:proofErr w:type="spellStart"/>
+      <w:r>
+        <w:t>bs_lon</w:t>
+      </w:r>
+      <w:proofErr w:type="spellEnd"/>
+      <w:r>
+        <w:t>']</w:t>
+      </w:r>
+    </w:p>
+    <w:p>
+      <w:r>
+        <w:t xml:space="preserve">reg['angle'] = </w:t>
+      </w:r>
+      <w:proofErr w:type="gramStart"/>
+      <w:r>
+        <w:t>np.arctan</w:t>
+      </w:r>
+      <w:proofErr w:type="gramEnd"/>
+      <w:r>
+        <w:t>2(reg['</w:t>
+      </w:r>
+      <w:proofErr w:type="spellStart"/>
+      <w:r>
+        <w:t>delta_lat</w:t>
+      </w:r>
+      <w:proofErr w:type="spellEnd"/>
+      <w:r>
+        <w:t>'], reg['</w:t>
+      </w:r>
+      <w:proofErr w:type="spellStart"/>
+      <w:r>
+        <w:t>delta_lon</w:t>
+      </w:r>
+      <w:proofErr w:type="spellEnd"/>
+      <w:r>
+        <w:t>'])</w:t>
       </w:r>
     </w:p>
     <w:p/>
@@ -6112,17 +8168,88 @@
     </w:p>
     <w:p>
       <w:r>
-        <w:t>scaler = StandardScaler()</w:t>
-      </w:r>
-    </w:p>
-    <w:p>
-      <w:r>
-        <w:t>scaled = scaler.fit_transform(reg[['distance_m','path_loss_db']])</w:t>
-      </w:r>
-    </w:p>
-    <w:p>
-      <w:r>
-        <w:t>reg['cluster'] = KMeans(n_clusters=2, random_state=42).fit_predict(scaled)</w:t>
+        <w:t xml:space="preserve">scaler = </w:t>
+      </w:r>
+      <w:proofErr w:type="spellStart"/>
+      <w:proofErr w:type="gramStart"/>
+      <w:r>
+        <w:t>StandardScaler</w:t>
+      </w:r>
+      <w:proofErr w:type="spellEnd"/>
+      <w:r>
+        <w:t>(</w:t>
+      </w:r>
+      <w:proofErr w:type="gramEnd"/>
+      <w:r>
+        <w:t>)</w:t>
+      </w:r>
+    </w:p>
+    <w:p>
+      <w:r>
+        <w:t xml:space="preserve">scaled = </w:t>
+      </w:r>
+      <w:proofErr w:type="spellStart"/>
+      <w:r>
+        <w:t>scaler.fit_transform</w:t>
+      </w:r>
+      <w:proofErr w:type="spellEnd"/>
+      <w:r>
+        <w:t>(reg[['distance_m','</w:t>
+      </w:r>
+      <w:proofErr w:type="spellStart"/>
+      <w:r>
+        <w:t>path_loss_db</w:t>
+      </w:r>
+      <w:proofErr w:type="spellEnd"/>
+      <w:r>
+        <w:t>']])</w:t>
+      </w:r>
+    </w:p>
+    <w:p>
+      <w:r>
+        <w:t xml:space="preserve">reg['cluster'] = </w:t>
+      </w:r>
+      <w:proofErr w:type="spellStart"/>
+      <w:proofErr w:type="gramStart"/>
+      <w:r>
+        <w:t>KMeans</w:t>
+      </w:r>
+      <w:proofErr w:type="spellEnd"/>
+      <w:r>
+        <w:t>(</w:t>
+      </w:r>
+      <w:proofErr w:type="spellStart"/>
+      <w:proofErr w:type="gramEnd"/>
+      <w:r>
+        <w:t>n_clusters</w:t>
+      </w:r>
+      <w:proofErr w:type="spellEnd"/>
+      <w:r>
+        <w:t xml:space="preserve">=2, </w:t>
+      </w:r>
+      <w:proofErr w:type="spellStart"/>
+      <w:r>
+        <w:t>random_state</w:t>
+      </w:r>
+      <w:proofErr w:type="spellEnd"/>
+      <w:r>
+        <w:t>=42</w:t>
+      </w:r>
+      <w:proofErr w:type="gramStart"/>
+      <w:r>
+        <w:t>).</w:t>
+      </w:r>
+      <w:proofErr w:type="spellStart"/>
+      <w:r>
+        <w:t>fit</w:t>
+      </w:r>
+      <w:proofErr w:type="gramEnd"/>
+      <w:r>
+        <w:t>_predict</w:t>
+      </w:r>
+      <w:proofErr w:type="spellEnd"/>
+      <w:r>
+        <w:t>(scaled)</w:t>
       </w:r>
     </w:p>
     <w:p/>
@@ -6142,29 +8269,154 @@
       </w:r>
     </w:p>
     <w:p>
-      <w:r>
-        <w:t>log_d = reg['log_distance'].values</w:t>
-      </w:r>
-    </w:p>
-    <w:p>
-      <w:r>
-        <w:t>pl = reg['path_loss_db'].values</w:t>
-      </w:r>
+      <w:proofErr w:type="spellStart"/>
+      <w:r>
+        <w:t>log_d</w:t>
+      </w:r>
+      <w:proofErr w:type="spellEnd"/>
+      <w:r>
+        <w:t xml:space="preserve"> = reg['</w:t>
+      </w:r>
+      <w:proofErr w:type="spellStart"/>
+      <w:r>
+        <w:t>log_distance</w:t>
+      </w:r>
+      <w:proofErr w:type="spellEnd"/>
+      <w:r>
+        <w:t>'</w:t>
+      </w:r>
+      <w:proofErr w:type="gramStart"/>
+      <w:r>
+        <w:t>].values</w:t>
+      </w:r>
+      <w:proofErr w:type="gramEnd"/>
+    </w:p>
+    <w:p>
+      <w:r>
+        <w:t>pl = reg['</w:t>
+      </w:r>
+      <w:proofErr w:type="spellStart"/>
+      <w:r>
+        <w:t>path_loss_db</w:t>
+      </w:r>
+      <w:proofErr w:type="spellEnd"/>
+      <w:r>
+        <w:t>'</w:t>
+      </w:r>
+      <w:proofErr w:type="gramStart"/>
+      <w:r>
+        <w:t>].values</w:t>
+      </w:r>
+      <w:proofErr w:type="gramEnd"/>
     </w:p>
     <w:p/>
     <w:p>
-      <w:r>
-        <w:t>X_fit = np.column_stack([np.ones_like(log_d), log_d])</w:t>
-      </w:r>
-    </w:p>
-    <w:p>
-      <w:r>
-        <w:t>pl0_fit, n10 = np.linalg.lstsq(X_fit, pl, rcond=None)[0]</w:t>
-      </w:r>
-    </w:p>
-    <w:p>
-      <w:r>
-        <w:t>n_fit = n10 / 10</w:t>
+      <w:proofErr w:type="spellStart"/>
+      <w:r>
+        <w:t>X_fit</w:t>
+      </w:r>
+      <w:proofErr w:type="spellEnd"/>
+      <w:r>
+        <w:t xml:space="preserve"> = </w:t>
+      </w:r>
+      <w:proofErr w:type="spellStart"/>
+      <w:proofErr w:type="gramStart"/>
+      <w:r>
+        <w:t>np.column</w:t>
+      </w:r>
+      <w:proofErr w:type="gramEnd"/>
+      <w:r>
+        <w:t>_stack</w:t>
+      </w:r>
+      <w:proofErr w:type="spellEnd"/>
+      <w:r>
+        <w:t>([</w:t>
+      </w:r>
+      <w:proofErr w:type="spellStart"/>
+      <w:proofErr w:type="gramStart"/>
+      <w:r>
+        <w:t>np.ones</w:t>
+      </w:r>
+      <w:proofErr w:type="gramEnd"/>
+      <w:r>
+        <w:t>_like</w:t>
+      </w:r>
+      <w:proofErr w:type="spellEnd"/>
+      <w:r>
+        <w:t>(</w:t>
+      </w:r>
+      <w:proofErr w:type="spellStart"/>
+      <w:r>
+        <w:t>log_d</w:t>
+      </w:r>
+      <w:proofErr w:type="spellEnd"/>
+      <w:r>
+        <w:t xml:space="preserve">), </w:t>
+      </w:r>
+      <w:proofErr w:type="spellStart"/>
+      <w:r>
+        <w:t>log_d</w:t>
+      </w:r>
+      <w:proofErr w:type="spellEnd"/>
+      <w:r>
+        <w:t>])</w:t>
+      </w:r>
+    </w:p>
+    <w:p>
+      <w:r>
+        <w:t xml:space="preserve">pl0_fit, n10 = </w:t>
+      </w:r>
+      <w:proofErr w:type="spellStart"/>
+      <w:proofErr w:type="gramStart"/>
+      <w:r>
+        <w:t>np.linalg</w:t>
+      </w:r>
+      <w:proofErr w:type="gramEnd"/>
+      <w:r>
+        <w:t>.</w:t>
+      </w:r>
+      <w:proofErr w:type="gramStart"/>
+      <w:r>
+        <w:t>lstsq</w:t>
+      </w:r>
+      <w:proofErr w:type="spellEnd"/>
+      <w:r>
+        <w:t>(</w:t>
+      </w:r>
+      <w:proofErr w:type="spellStart"/>
+      <w:proofErr w:type="gramEnd"/>
+      <w:r>
+        <w:t>X_fit</w:t>
+      </w:r>
+      <w:proofErr w:type="spellEnd"/>
+      <w:r>
+        <w:t xml:space="preserve">, pl, </w:t>
+      </w:r>
+      <w:proofErr w:type="spellStart"/>
+      <w:r>
+        <w:t>rcond</w:t>
+      </w:r>
+      <w:proofErr w:type="spellEnd"/>
+      <w:r>
+        <w:t>=</w:t>
+      </w:r>
+      <w:proofErr w:type="gramStart"/>
+      <w:r>
+        <w:t>None)[</w:t>
+      </w:r>
+      <w:proofErr w:type="gramEnd"/>
+      <w:r>
+        <w:t>0]</w:t>
+      </w:r>
+    </w:p>
+    <w:p>
+      <w:proofErr w:type="spellStart"/>
+      <w:r>
+        <w:t>n_fit</w:t>
+      </w:r>
+      <w:proofErr w:type="spellEnd"/>
+      <w:r>
+        <w:t xml:space="preserve"> = n10 / 10</w:t>
       </w:r>
     </w:p>
     <w:p/>
@@ -6185,44 +8437,194 @@
     </w:p>
     <w:p>
       <w:r>
-        <w:t># Features list, X,Y and Splitting dataset</w:t>
-      </w:r>
-    </w:p>
-    <w:p>
-      <w:r>
-        <w:t>features = ['log_distance','delta_lat','delta_lon','angle','cluster']</w:t>
-      </w:r>
-    </w:p>
-    <w:p>
-      <w:r>
-        <w:t>X = reg[features].values</w:t>
-      </w:r>
-    </w:p>
-    <w:p>
-      <w:r>
-        <w:t>y = reg['path_loss_db'].values</w:t>
-      </w:r>
+        <w:t xml:space="preserve"># Features list, </w:t>
+      </w:r>
+      <w:proofErr w:type="gramStart"/>
+      <w:r>
+        <w:t>X,Y</w:t>
+      </w:r>
+      <w:proofErr w:type="gramEnd"/>
+      <w:r>
+        <w:t xml:space="preserve"> and Splitting dataset</w:t>
+      </w:r>
+    </w:p>
+    <w:p>
+      <w:r>
+        <w:t>features = ['log_distance','delta_</w:t>
+      </w:r>
+      <w:proofErr w:type="spellStart"/>
+      <w:r>
+        <w:t>lat</w:t>
+      </w:r>
+      <w:proofErr w:type="spellEnd"/>
+      <w:r>
+        <w:t>','delta_</w:t>
+      </w:r>
+      <w:proofErr w:type="spellStart"/>
+      <w:r>
+        <w:t>lon</w:t>
+      </w:r>
+      <w:proofErr w:type="spellEnd"/>
+      <w:r>
+        <w:t>','</w:t>
+      </w:r>
+      <w:proofErr w:type="spellStart"/>
+      <w:r>
+        <w:t>angle','cluster</w:t>
+      </w:r>
+      <w:proofErr w:type="spellEnd"/>
+      <w:r>
+        <w:t>']</w:t>
+      </w:r>
+    </w:p>
+    <w:p>
+      <w:r>
+        <w:t>X = reg[features</w:t>
+      </w:r>
+      <w:proofErr w:type="gramStart"/>
+      <w:r>
+        <w:t>].values</w:t>
+      </w:r>
+      <w:proofErr w:type="gramEnd"/>
+    </w:p>
+    <w:p>
+      <w:r>
+        <w:t>y = reg['</w:t>
+      </w:r>
+      <w:proofErr w:type="spellStart"/>
+      <w:r>
+        <w:t>path_loss_db</w:t>
+      </w:r>
+      <w:proofErr w:type="spellEnd"/>
+      <w:r>
+        <w:t>'</w:t>
+      </w:r>
+      <w:proofErr w:type="gramStart"/>
+      <w:r>
+        <w:t>].values</w:t>
+      </w:r>
+      <w:proofErr w:type="gramEnd"/>
     </w:p>
     <w:p/>
     <w:p>
-      <w:r>
-        <w:t>y_ld = pl0_fit + 10*n_fit*reg['log_distance']</w:t>
-      </w:r>
-    </w:p>
-    <w:p>
-      <w:r>
-        <w:t>residual = y - y_ld</w:t>
-      </w:r>
+      <w:proofErr w:type="spellStart"/>
+      <w:r>
+        <w:t>y_ld</w:t>
+      </w:r>
+      <w:proofErr w:type="spellEnd"/>
+      <w:r>
+        <w:t xml:space="preserve"> = pl0_fit + 10*</w:t>
+      </w:r>
+      <w:proofErr w:type="spellStart"/>
+      <w:r>
+        <w:t>n_fit</w:t>
+      </w:r>
+      <w:proofErr w:type="spellEnd"/>
+      <w:r>
+        <w:t>*reg['</w:t>
+      </w:r>
+      <w:proofErr w:type="spellStart"/>
+      <w:r>
+        <w:t>log_distance</w:t>
+      </w:r>
+      <w:proofErr w:type="spellEnd"/>
+      <w:r>
+        <w:t>']</w:t>
+      </w:r>
+    </w:p>
+    <w:p>
+      <w:r>
+        <w:t xml:space="preserve">residual = y - </w:t>
+      </w:r>
+      <w:proofErr w:type="spellStart"/>
+      <w:r>
+        <w:t>y_ld</w:t>
+      </w:r>
+      <w:proofErr w:type="spellEnd"/>
     </w:p>
     <w:p/>
     <w:p>
-      <w:r>
-        <w:t>X_train, X_test, y_train, y_test, res_train, res_test = train_test_split(</w:t>
-      </w:r>
-    </w:p>
-    <w:p>
-      <w:r>
-        <w:t xml:space="preserve">    X, y, residual, test_size=0.2, random_state=42</w:t>
+      <w:proofErr w:type="spellStart"/>
+      <w:r>
+        <w:t>X_train</w:t>
+      </w:r>
+      <w:proofErr w:type="spellEnd"/>
+      <w:r>
+        <w:t xml:space="preserve">, </w:t>
+      </w:r>
+      <w:proofErr w:type="spellStart"/>
+      <w:r>
+        <w:t>X_test</w:t>
+      </w:r>
+      <w:proofErr w:type="spellEnd"/>
+      <w:r>
+        <w:t xml:space="preserve">, </w:t>
+      </w:r>
+      <w:proofErr w:type="spellStart"/>
+      <w:r>
+        <w:t>y_train</w:t>
+      </w:r>
+      <w:proofErr w:type="spellEnd"/>
+      <w:r>
+        <w:t xml:space="preserve">, </w:t>
+      </w:r>
+      <w:proofErr w:type="spellStart"/>
+      <w:r>
+        <w:t>y_test</w:t>
+      </w:r>
+      <w:proofErr w:type="spellEnd"/>
+      <w:r>
+        <w:t xml:space="preserve">, </w:t>
+      </w:r>
+      <w:proofErr w:type="spellStart"/>
+      <w:r>
+        <w:t>res_train</w:t>
+      </w:r>
+      <w:proofErr w:type="spellEnd"/>
+      <w:r>
+        <w:t xml:space="preserve">, </w:t>
+      </w:r>
+      <w:proofErr w:type="spellStart"/>
+      <w:r>
+        <w:t>res_test</w:t>
+      </w:r>
+      <w:proofErr w:type="spellEnd"/>
+      <w:r>
+        <w:t xml:space="preserve"> = </w:t>
+      </w:r>
+      <w:proofErr w:type="spellStart"/>
+      <w:r>
+        <w:t>train_test_</w:t>
+      </w:r>
+      <w:proofErr w:type="gramStart"/>
+      <w:r>
+        <w:t>split</w:t>
+      </w:r>
+      <w:proofErr w:type="spellEnd"/>
+      <w:r>
+        <w:t>(</w:t>
+      </w:r>
+      <w:proofErr w:type="gramEnd"/>
+    </w:p>
+    <w:p>
+      <w:r>
+        <w:t xml:space="preserve">    X, y, residual, </w:t>
+      </w:r>
+      <w:proofErr w:type="spellStart"/>
+      <w:r>
+        <w:t>test_size</w:t>
+      </w:r>
+      <w:proofErr w:type="spellEnd"/>
+      <w:r>
+        <w:t xml:space="preserve">=0.2, </w:t>
+      </w:r>
+      <w:proofErr w:type="spellStart"/>
+      <w:r>
+        <w:t>random_state</w:t>
+      </w:r>
+      <w:proofErr w:type="spellEnd"/>
+      <w:r>
+        <w:t>=42</w:t>
       </w:r>
     </w:p>
     <w:p>
@@ -6255,38 +8657,198 @@
     </w:p>
     <w:p>
       <w:r>
-        <w:t>rf = RandomForestRegressor(n_estimators=200, max_depth=12)</w:t>
-      </w:r>
-    </w:p>
-    <w:p>
-      <w:r>
-        <w:t>rf.fit(X_train, y_train)</w:t>
-      </w:r>
-    </w:p>
-    <w:p>
-      <w:r>
-        <w:t>y_pred_rf = rf.predict(X_test)</w:t>
+        <w:t xml:space="preserve">rf = </w:t>
+      </w:r>
+      <w:proofErr w:type="gramStart"/>
+      <w:r>
+        <w:t>RandomForestRegressor(</w:t>
+      </w:r>
+      <w:proofErr w:type="spellStart"/>
+      <w:proofErr w:type="gramEnd"/>
+      <w:r>
+        <w:t>n_estimators</w:t>
+      </w:r>
+      <w:proofErr w:type="spellEnd"/>
+      <w:r>
+        <w:t xml:space="preserve">=200, </w:t>
+      </w:r>
+      <w:proofErr w:type="spellStart"/>
+      <w:r>
+        <w:t>max_depth</w:t>
+      </w:r>
+      <w:proofErr w:type="spellEnd"/>
+      <w:r>
+        <w:t>=12)</w:t>
+      </w:r>
+    </w:p>
+    <w:p>
+      <w:proofErr w:type="spellStart"/>
+      <w:proofErr w:type="gramStart"/>
+      <w:r>
+        <w:t>rf.fit</w:t>
+      </w:r>
+      <w:proofErr w:type="spellEnd"/>
+      <w:r>
+        <w:t>(</w:t>
+      </w:r>
+      <w:proofErr w:type="spellStart"/>
+      <w:proofErr w:type="gramEnd"/>
+      <w:r>
+        <w:t>X_train</w:t>
+      </w:r>
+      <w:proofErr w:type="spellEnd"/>
+      <w:r>
+        <w:t xml:space="preserve">, </w:t>
+      </w:r>
+      <w:proofErr w:type="spellStart"/>
+      <w:r>
+        <w:t>y_train</w:t>
+      </w:r>
+      <w:proofErr w:type="spellEnd"/>
+      <w:r>
+        <w:t>)</w:t>
+      </w:r>
+    </w:p>
+    <w:p>
+      <w:proofErr w:type="spellStart"/>
+      <w:r>
+        <w:t>y_pred_rf</w:t>
+      </w:r>
+      <w:proofErr w:type="spellEnd"/>
+      <w:r>
+        <w:t xml:space="preserve"> = </w:t>
+      </w:r>
+      <w:proofErr w:type="spellStart"/>
+      <w:proofErr w:type="gramStart"/>
+      <w:r>
+        <w:t>rf.predict</w:t>
+      </w:r>
+      <w:proofErr w:type="spellEnd"/>
+      <w:proofErr w:type="gramEnd"/>
+      <w:r>
+        <w:t>(</w:t>
+      </w:r>
+      <w:proofErr w:type="spellStart"/>
+      <w:r>
+        <w:t>X_test</w:t>
+      </w:r>
+      <w:proofErr w:type="spellEnd"/>
+      <w:r>
+        <w:t>)</w:t>
       </w:r>
     </w:p>
     <w:p/>
     <w:p>
       <w:r>
-        <w:t># XGBoost Algo.</w:t>
-      </w:r>
-    </w:p>
-    <w:p>
-      <w:r>
-        <w:t>xgb = XGBRegressor(n_estimators=300, max_depth=6, learning_rate=0.05)</w:t>
-      </w:r>
-    </w:p>
-    <w:p>
-      <w:r>
-        <w:t>xgb.fit(X_train, y_train)</w:t>
-      </w:r>
-    </w:p>
-    <w:p>
-      <w:r>
-        <w:t>y_pred_xgb = xgb.predict(X_test)</w:t>
+        <w:t xml:space="preserve"># </w:t>
+      </w:r>
+      <w:proofErr w:type="spellStart"/>
+      <w:r>
+        <w:t>XGBoost</w:t>
+      </w:r>
+      <w:proofErr w:type="spellEnd"/>
+      <w:r>
+        <w:t xml:space="preserve"> Algo.</w:t>
+      </w:r>
+    </w:p>
+    <w:p>
+      <w:proofErr w:type="spellStart"/>
+      <w:r>
+        <w:t>xgb</w:t>
+      </w:r>
+      <w:proofErr w:type="spellEnd"/>
+      <w:r>
+        <w:t xml:space="preserve"> = </w:t>
+      </w:r>
+      <w:proofErr w:type="spellStart"/>
+      <w:proofErr w:type="gramStart"/>
+      <w:r>
+        <w:t>XGBRegressor</w:t>
+      </w:r>
+      <w:proofErr w:type="spellEnd"/>
+      <w:r>
+        <w:t>(</w:t>
+      </w:r>
+      <w:proofErr w:type="spellStart"/>
+      <w:proofErr w:type="gramEnd"/>
+      <w:r>
+        <w:t>n_estimators</w:t>
+      </w:r>
+      <w:proofErr w:type="spellEnd"/>
+      <w:r>
+        <w:t xml:space="preserve">=300, </w:t>
+      </w:r>
+      <w:proofErr w:type="spellStart"/>
+      <w:r>
+        <w:t>max_depth</w:t>
+      </w:r>
+      <w:proofErr w:type="spellEnd"/>
+      <w:r>
+        <w:t xml:space="preserve">=6, </w:t>
+      </w:r>
+      <w:proofErr w:type="spellStart"/>
+      <w:r>
+        <w:t>learning_rate</w:t>
+      </w:r>
+      <w:proofErr w:type="spellEnd"/>
+      <w:r>
+        <w:t>=0.05)</w:t>
+      </w:r>
+    </w:p>
+    <w:p>
+      <w:proofErr w:type="spellStart"/>
+      <w:proofErr w:type="gramStart"/>
+      <w:r>
+        <w:t>xgb.fit</w:t>
+      </w:r>
+      <w:proofErr w:type="spellEnd"/>
+      <w:r>
+        <w:t>(</w:t>
+      </w:r>
+      <w:proofErr w:type="spellStart"/>
+      <w:proofErr w:type="gramEnd"/>
+      <w:r>
+        <w:t>X_train</w:t>
+      </w:r>
+      <w:proofErr w:type="spellEnd"/>
+      <w:r>
+        <w:t xml:space="preserve">, </w:t>
+      </w:r>
+      <w:proofErr w:type="spellStart"/>
+      <w:r>
+        <w:t>y_train</w:t>
+      </w:r>
+      <w:proofErr w:type="spellEnd"/>
+      <w:r>
+        <w:t>)</w:t>
+      </w:r>
+    </w:p>
+    <w:p>
+      <w:proofErr w:type="spellStart"/>
+      <w:r>
+        <w:t>y_pred_xgb</w:t>
+      </w:r>
+      <w:proofErr w:type="spellEnd"/>
+      <w:r>
+        <w:t xml:space="preserve"> = </w:t>
+      </w:r>
+      <w:proofErr w:type="spellStart"/>
+      <w:proofErr w:type="gramStart"/>
+      <w:r>
+        <w:t>xgb.predict</w:t>
+      </w:r>
+      <w:proofErr w:type="spellEnd"/>
+      <w:proofErr w:type="gramEnd"/>
+      <w:r>
+        <w:t>(</w:t>
+      </w:r>
+      <w:proofErr w:type="spellStart"/>
+      <w:r>
+        <w:t>X_test</w:t>
+      </w:r>
+      <w:proofErr w:type="spellEnd"/>
+      <w:r>
+        <w:t>)</w:t>
       </w:r>
     </w:p>
     <w:p/>
@@ -6296,18 +8858,114 @@
       </w:r>
     </w:p>
     <w:p>
-      <w:r>
-        <w:t>rf_res = RandomForestRegressor(n_estimators=200, max_depth=12)</w:t>
-      </w:r>
-    </w:p>
-    <w:p>
-      <w:r>
-        <w:t>rf_res.fit(X_train, res_train)</w:t>
-      </w:r>
-    </w:p>
-    <w:p>
-      <w:r>
-        <w:t>y_pred_hybrid_rf = (pl0_fit + 10*n_fit*X_test[:,0]) + rf_res.predict(X_test)</w:t>
+      <w:proofErr w:type="spellStart"/>
+      <w:r>
+        <w:t>rf_res</w:t>
+      </w:r>
+      <w:proofErr w:type="spellEnd"/>
+      <w:r>
+        <w:t xml:space="preserve"> = </w:t>
+      </w:r>
+      <w:proofErr w:type="gramStart"/>
+      <w:r>
+        <w:t>RandomForestRegressor(</w:t>
+      </w:r>
+      <w:proofErr w:type="spellStart"/>
+      <w:proofErr w:type="gramEnd"/>
+      <w:r>
+        <w:t>n_estimators</w:t>
+      </w:r>
+      <w:proofErr w:type="spellEnd"/>
+      <w:r>
+        <w:t xml:space="preserve">=200, </w:t>
+      </w:r>
+      <w:proofErr w:type="spellStart"/>
+      <w:r>
+        <w:t>max_depth</w:t>
+      </w:r>
+      <w:proofErr w:type="spellEnd"/>
+      <w:r>
+        <w:t>=12)</w:t>
+      </w:r>
+    </w:p>
+    <w:p>
+      <w:proofErr w:type="spellStart"/>
+      <w:proofErr w:type="gramStart"/>
+      <w:r>
+        <w:t>rf_res.fit</w:t>
+      </w:r>
+      <w:proofErr w:type="spellEnd"/>
+      <w:r>
+        <w:t>(</w:t>
+      </w:r>
+      <w:proofErr w:type="spellStart"/>
+      <w:proofErr w:type="gramEnd"/>
+      <w:r>
+        <w:t>X_train</w:t>
+      </w:r>
+      <w:proofErr w:type="spellEnd"/>
+      <w:r>
+        <w:t xml:space="preserve">, </w:t>
+      </w:r>
+      <w:proofErr w:type="spellStart"/>
+      <w:r>
+        <w:t>res_train</w:t>
+      </w:r>
+      <w:proofErr w:type="spellEnd"/>
+      <w:r>
+        <w:t>)</w:t>
+      </w:r>
+    </w:p>
+    <w:p>
+      <w:proofErr w:type="spellStart"/>
+      <w:r>
+        <w:t>y_pred_hybrid_rf</w:t>
+      </w:r>
+      <w:proofErr w:type="spellEnd"/>
+      <w:r>
+        <w:t xml:space="preserve"> = (pl0_fit + 10*</w:t>
+      </w:r>
+      <w:proofErr w:type="spellStart"/>
+      <w:r>
+        <w:t>n_fit</w:t>
+      </w:r>
+      <w:proofErr w:type="spellEnd"/>
+      <w:r>
+        <w:t>*</w:t>
+      </w:r>
+      <w:proofErr w:type="spellStart"/>
+      <w:r>
+        <w:t>X_test</w:t>
+      </w:r>
+      <w:proofErr w:type="spellEnd"/>
+      <w:proofErr w:type="gramStart"/>
+      <w:r>
+        <w:t>[:,</w:t>
+      </w:r>
+      <w:proofErr w:type="gramEnd"/>
+      <w:r>
+        <w:t xml:space="preserve">0]) + </w:t>
+      </w:r>
+      <w:proofErr w:type="spellStart"/>
+      <w:r>
+        <w:t>rf_</w:t>
+      </w:r>
+      <w:proofErr w:type="gramStart"/>
+      <w:r>
+        <w:t>res.predict</w:t>
+      </w:r>
+      <w:proofErr w:type="spellEnd"/>
+      <w:proofErr w:type="gramEnd"/>
+      <w:r>
+        <w:t>(</w:t>
+      </w:r>
+      <w:proofErr w:type="spellStart"/>
+      <w:r>
+        <w:t>X_test</w:t>
+      </w:r>
+      <w:proofErr w:type="spellEnd"/>
+      <w:r>
+        <w:t>)</w:t>
       </w:r>
     </w:p>
     <w:p/>
@@ -6317,18 +8975,127 @@
       </w:r>
     </w:p>
     <w:p>
-      <w:r>
-        <w:t>xgb_res = XGBRegressor(n_estimators=300, max_depth=6, learning_rate=0.05)</w:t>
-      </w:r>
-    </w:p>
-    <w:p>
-      <w:r>
-        <w:t>xgb_res.fit(X_train, res_train)</w:t>
-      </w:r>
-    </w:p>
-    <w:p>
-      <w:r>
-        <w:t>y_pred_hybrid_xgb = (pl0_fit + 10*n_fit*X_test[:,0]) + xgb_res.predict(X_test)</w:t>
+      <w:proofErr w:type="spellStart"/>
+      <w:r>
+        <w:t>xgb_res</w:t>
+      </w:r>
+      <w:proofErr w:type="spellEnd"/>
+      <w:r>
+        <w:t xml:space="preserve"> = </w:t>
+      </w:r>
+      <w:proofErr w:type="spellStart"/>
+      <w:proofErr w:type="gramStart"/>
+      <w:r>
+        <w:t>XGBRegressor</w:t>
+      </w:r>
+      <w:proofErr w:type="spellEnd"/>
+      <w:r>
+        <w:t>(</w:t>
+      </w:r>
+      <w:proofErr w:type="spellStart"/>
+      <w:proofErr w:type="gramEnd"/>
+      <w:r>
+        <w:t>n_estimators</w:t>
+      </w:r>
+      <w:proofErr w:type="spellEnd"/>
+      <w:r>
+        <w:t xml:space="preserve">=300, </w:t>
+      </w:r>
+      <w:proofErr w:type="spellStart"/>
+      <w:r>
+        <w:t>max_depth</w:t>
+      </w:r>
+      <w:proofErr w:type="spellEnd"/>
+      <w:r>
+        <w:t xml:space="preserve">=6, </w:t>
+      </w:r>
+      <w:proofErr w:type="spellStart"/>
+      <w:r>
+        <w:t>learning_rate</w:t>
+      </w:r>
+      <w:proofErr w:type="spellEnd"/>
+      <w:r>
+        <w:t>=0.05)</w:t>
+      </w:r>
+    </w:p>
+    <w:p>
+      <w:proofErr w:type="spellStart"/>
+      <w:proofErr w:type="gramStart"/>
+      <w:r>
+        <w:t>xgb_res.fit</w:t>
+      </w:r>
+      <w:proofErr w:type="spellEnd"/>
+      <w:r>
+        <w:t>(</w:t>
+      </w:r>
+      <w:proofErr w:type="spellStart"/>
+      <w:proofErr w:type="gramEnd"/>
+      <w:r>
+        <w:t>X_train</w:t>
+      </w:r>
+      <w:proofErr w:type="spellEnd"/>
+      <w:r>
+        <w:t xml:space="preserve">, </w:t>
+      </w:r>
+      <w:proofErr w:type="spellStart"/>
+      <w:r>
+        <w:t>res_train</w:t>
+      </w:r>
+      <w:proofErr w:type="spellEnd"/>
+      <w:r>
+        <w:t>)</w:t>
+      </w:r>
+    </w:p>
+    <w:p>
+      <w:proofErr w:type="spellStart"/>
+      <w:r>
+        <w:t>y_pred_hybrid_xgb</w:t>
+      </w:r>
+      <w:proofErr w:type="spellEnd"/>
+      <w:r>
+        <w:t xml:space="preserve"> = (pl0_fit + 10*</w:t>
+      </w:r>
+      <w:proofErr w:type="spellStart"/>
+      <w:r>
+        <w:t>n_fit</w:t>
+      </w:r>
+      <w:proofErr w:type="spellEnd"/>
+      <w:r>
+        <w:t>*</w:t>
+      </w:r>
+      <w:proofErr w:type="spellStart"/>
+      <w:r>
+        <w:t>X_test</w:t>
+      </w:r>
+      <w:proofErr w:type="spellEnd"/>
+      <w:proofErr w:type="gramStart"/>
+      <w:r>
+        <w:t>[:,</w:t>
+      </w:r>
+      <w:proofErr w:type="gramEnd"/>
+      <w:r>
+        <w:t xml:space="preserve">0]) + </w:t>
+      </w:r>
+      <w:proofErr w:type="spellStart"/>
+      <w:r>
+        <w:t>xgb_</w:t>
+      </w:r>
+      <w:proofErr w:type="gramStart"/>
+      <w:r>
+        <w:t>res.predict</w:t>
+      </w:r>
+      <w:proofErr w:type="spellEnd"/>
+      <w:proofErr w:type="gramEnd"/>
+      <w:r>
+        <w:t>(</w:t>
+      </w:r>
+      <w:proofErr w:type="spellStart"/>
+      <w:r>
+        <w:t>X_test</w:t>
+      </w:r>
+      <w:proofErr w:type="spellEnd"/>
+      <w:r>
+        <w:t>)</w:t>
       </w:r>
     </w:p>
     <w:p/>
@@ -6338,8 +9105,34 @@
       </w:r>
     </w:p>
     <w:p>
-      <w:r>
-        <w:t>y_pred_ld = pl0_fit + 10*n_fit*X_test[:,0]</w:t>
+      <w:proofErr w:type="spellStart"/>
+      <w:r>
+        <w:t>y_pred_ld</w:t>
+      </w:r>
+      <w:proofErr w:type="spellEnd"/>
+      <w:r>
+        <w:t xml:space="preserve"> = pl0_fit + 10*</w:t>
+      </w:r>
+      <w:proofErr w:type="spellStart"/>
+      <w:r>
+        <w:t>n_fit</w:t>
+      </w:r>
+      <w:proofErr w:type="spellEnd"/>
+      <w:r>
+        <w:t>*</w:t>
+      </w:r>
+      <w:proofErr w:type="spellStart"/>
+      <w:r>
+        <w:t>X_test</w:t>
+      </w:r>
+      <w:proofErr w:type="spellEnd"/>
+      <w:proofErr w:type="gramStart"/>
+      <w:r>
+        <w:t>[:,</w:t>
+      </w:r>
+      <w:proofErr w:type="gramEnd"/>
+      <w:r>
+        <w:t>0]</w:t>
       </w:r>
     </w:p>
     <w:p/>
@@ -6360,12 +9153,83 @@
     </w:p>
     <w:p>
       <w:r>
-        <w:t>def evaluate(y_true, y_pred):</w:t>
-      </w:r>
-    </w:p>
-    <w:p>
-      <w:r>
-        <w:t xml:space="preserve">    return np.sqrt(mean_squared_error(y_true,y_pred)), r2_score(y_true,y_pred)</w:t>
+        <w:t xml:space="preserve">def </w:t>
+      </w:r>
+      <w:proofErr w:type="gramStart"/>
+      <w:r>
+        <w:t>evaluate(</w:t>
+      </w:r>
+      <w:proofErr w:type="spellStart"/>
+      <w:proofErr w:type="gramEnd"/>
+      <w:r>
+        <w:t>y_true</w:t>
+      </w:r>
+      <w:proofErr w:type="spellEnd"/>
+      <w:r>
+        <w:t xml:space="preserve">, </w:t>
+      </w:r>
+      <w:proofErr w:type="spellStart"/>
+      <w:r>
+        <w:t>y_pred</w:t>
+      </w:r>
+      <w:proofErr w:type="spellEnd"/>
+      <w:r>
+        <w:t>):</w:t>
+      </w:r>
+    </w:p>
+    <w:p>
+      <w:r>
+        <w:t xml:space="preserve">    return </w:t>
+      </w:r>
+      <w:proofErr w:type="spellStart"/>
+      <w:proofErr w:type="gramStart"/>
+      <w:r>
+        <w:t>np.sqrt</w:t>
+      </w:r>
+      <w:proofErr w:type="spellEnd"/>
+      <w:proofErr w:type="gramEnd"/>
+      <w:r>
+        <w:t>(</w:t>
+      </w:r>
+      <w:proofErr w:type="spellStart"/>
+      <w:r>
+        <w:t>mean_squared_error</w:t>
+      </w:r>
+      <w:proofErr w:type="spellEnd"/>
+      <w:r>
+        <w:t>(</w:t>
+      </w:r>
+      <w:proofErr w:type="spellStart"/>
+      <w:r>
+        <w:t>y_</w:t>
+      </w:r>
+      <w:proofErr w:type="gramStart"/>
+      <w:r>
+        <w:t>true,y</w:t>
+      </w:r>
+      <w:proofErr w:type="gramEnd"/>
+      <w:r>
+        <w:t>_pred</w:t>
+      </w:r>
+      <w:proofErr w:type="spellEnd"/>
+      <w:r>
+        <w:t>)), r2_score(</w:t>
+      </w:r>
+      <w:proofErr w:type="spellStart"/>
+      <w:r>
+        <w:t>y_</w:t>
+      </w:r>
+      <w:proofErr w:type="gramStart"/>
+      <w:r>
+        <w:t>true,y</w:t>
+      </w:r>
+      <w:proofErr w:type="gramEnd"/>
+      <w:r>
+        <w:t>_pred</w:t>
+      </w:r>
+      <w:proofErr w:type="spellEnd"/>
+      <w:r>
+        <w:t>)</w:t>
       </w:r>
     </w:p>
     <w:p/>
@@ -6376,28 +9240,73 @@
     </w:p>
     <w:p>
       <w:r>
-        <w:t xml:space="preserve">    "Log-Distance": y_pred_ld,</w:t>
-      </w:r>
-    </w:p>
-    <w:p>
-      <w:r>
-        <w:t xml:space="preserve">    "Random Forest": y_pred_rf,</w:t>
-      </w:r>
-    </w:p>
-    <w:p>
-      <w:r>
-        <w:t xml:space="preserve">    "XGBoost": y_pred_xgb,</w:t>
-      </w:r>
-    </w:p>
-    <w:p>
-      <w:r>
-        <w:t xml:space="preserve">    "Hybrid RF": y_pred_hybrid_rf,</w:t>
-      </w:r>
-    </w:p>
-    <w:p>
-      <w:r>
-        <w:t xml:space="preserve">    "Hybrid XGB": y_pred_hybrid_xgb</w:t>
-      </w:r>
+        <w:t xml:space="preserve">    "Log-Distance": </w:t>
+      </w:r>
+      <w:proofErr w:type="spellStart"/>
+      <w:r>
+        <w:t>y_pred_ld</w:t>
+      </w:r>
+      <w:proofErr w:type="spellEnd"/>
+      <w:r>
+        <w:t>,</w:t>
+      </w:r>
+    </w:p>
+    <w:p>
+      <w:r>
+        <w:t xml:space="preserve">    "Random Forest": </w:t>
+      </w:r>
+      <w:proofErr w:type="spellStart"/>
+      <w:r>
+        <w:t>y_pred_rf</w:t>
+      </w:r>
+      <w:proofErr w:type="spellEnd"/>
+      <w:r>
+        <w:t>,</w:t>
+      </w:r>
+    </w:p>
+    <w:p>
+      <w:r>
+        <w:t xml:space="preserve">    "</w:t>
+      </w:r>
+      <w:proofErr w:type="spellStart"/>
+      <w:r>
+        <w:t>XGBoost</w:t>
+      </w:r>
+      <w:proofErr w:type="spellEnd"/>
+      <w:r>
+        <w:t xml:space="preserve">": </w:t>
+      </w:r>
+      <w:proofErr w:type="spellStart"/>
+      <w:r>
+        <w:t>y_pred_xgb</w:t>
+      </w:r>
+      <w:proofErr w:type="spellEnd"/>
+      <w:r>
+        <w:t>,</w:t>
+      </w:r>
+    </w:p>
+    <w:p>
+      <w:r>
+        <w:t xml:space="preserve">    "Hybrid RF": </w:t>
+      </w:r>
+      <w:proofErr w:type="spellStart"/>
+      <w:r>
+        <w:t>y_pred_hybrid_rf</w:t>
+      </w:r>
+      <w:proofErr w:type="spellEnd"/>
+      <w:r>
+        <w:t>,</w:t>
+      </w:r>
+    </w:p>
+    <w:p>
+      <w:r>
+        <w:t xml:space="preserve">    "Hybrid XGB": </w:t>
+      </w:r>
+      <w:proofErr w:type="spellStart"/>
+      <w:r>
+        <w:t>y_pred_hybrid_xgb</w:t>
+      </w:r>
+      <w:proofErr w:type="spellEnd"/>
     </w:p>
     <w:p>
       <w:r>
@@ -6406,23 +9315,75 @@
     </w:p>
     <w:p/>
     <w:p>
-      <w:r>
-        <w:t>print("\nMODEL COMPARISON\n")</w:t>
-      </w:r>
-    </w:p>
-    <w:p>
-      <w:r>
-        <w:t>for name, pred in models.items():</w:t>
-      </w:r>
-    </w:p>
-    <w:p>
-      <w:r>
-        <w:t xml:space="preserve">    rmse, r2 = evaluate(y_test, pred)</w:t>
-      </w:r>
-    </w:p>
-    <w:p>
-      <w:r>
-        <w:t xml:space="preserve">    print(f"{name:&lt;15} RMSE: {rmse:.2f}   R²: {r2:.4f}")</w:t>
+      <w:proofErr w:type="gramStart"/>
+      <w:r>
+        <w:t>print(</w:t>
+      </w:r>
+      <w:proofErr w:type="gramEnd"/>
+      <w:r>
+        <w:t>"\</w:t>
+      </w:r>
+      <w:proofErr w:type="spellStart"/>
+      <w:r>
+        <w:t>nMODEL</w:t>
+      </w:r>
+      <w:proofErr w:type="spellEnd"/>
+      <w:r>
+        <w:t xml:space="preserve"> COMPARISON\n")</w:t>
+      </w:r>
+    </w:p>
+    <w:p>
+      <w:r>
+        <w:t xml:space="preserve">for name, pred in </w:t>
+      </w:r>
+      <w:proofErr w:type="spellStart"/>
+      <w:proofErr w:type="gramStart"/>
+      <w:r>
+        <w:t>models.items</w:t>
+      </w:r>
+      <w:proofErr w:type="spellEnd"/>
+      <w:proofErr w:type="gramEnd"/>
+      <w:r>
+        <w:t>():</w:t>
+      </w:r>
+    </w:p>
+    <w:p>
+      <w:r>
+        <w:t xml:space="preserve">    </w:t>
+      </w:r>
+      <w:proofErr w:type="spellStart"/>
+      <w:r>
+        <w:t>rmse</w:t>
+      </w:r>
+      <w:proofErr w:type="spellEnd"/>
+      <w:r>
+        <w:t xml:space="preserve">, r2 = </w:t>
+      </w:r>
+      <w:proofErr w:type="gramStart"/>
+      <w:r>
+        <w:t>evaluate(</w:t>
+      </w:r>
+      <w:proofErr w:type="spellStart"/>
+      <w:proofErr w:type="gramEnd"/>
+      <w:r>
+        <w:t>y_test</w:t>
+      </w:r>
+      <w:proofErr w:type="spellEnd"/>
+      <w:r>
+        <w:t>, pred)</w:t>
+      </w:r>
+    </w:p>
+    <w:p>
+      <w:r>
+        <w:t xml:space="preserve">    print(f"{name:&lt;15} RMSE: {rmse:.2</w:t>
+      </w:r>
+      <w:proofErr w:type="gramStart"/>
+      <w:r>
+        <w:t xml:space="preserve">f}   </w:t>
+      </w:r>
+      <w:proofErr w:type="gramEnd"/>
+      <w:r>
+        <w:t>R²: {r2:.4f}")</w:t>
       </w:r>
     </w:p>
     <w:p/>
@@ -6442,74 +9403,336 @@
       </w:r>
     </w:p>
     <w:p>
-      <w:r>
-        <w:t>plt.figure(figsize=(10,6))</w:t>
+      <w:proofErr w:type="spellStart"/>
+      <w:proofErr w:type="gramStart"/>
+      <w:r>
+        <w:t>plt.figure</w:t>
+      </w:r>
+      <w:proofErr w:type="spellEnd"/>
+      <w:proofErr w:type="gramEnd"/>
+      <w:r>
+        <w:t>(</w:t>
+      </w:r>
+      <w:proofErr w:type="spellStart"/>
+      <w:r>
+        <w:t>figsize</w:t>
+      </w:r>
+      <w:proofErr w:type="spellEnd"/>
+      <w:proofErr w:type="gramStart"/>
+      <w:r>
+        <w:t>=(</w:t>
+      </w:r>
+      <w:proofErr w:type="gramEnd"/>
+      <w:r>
+        <w:t>10,6))</w:t>
       </w:r>
     </w:p>
     <w:p/>
     <w:p>
       <w:r>
         <w:lastRenderedPageBreak/>
-        <w:t>samp = reg.sample(min(5000,len(reg)))</w:t>
-      </w:r>
-    </w:p>
-    <w:p>
-      <w:r>
-        <w:t>plt.scatter(samp['distance_m'], samp['path_loss_db'], s=5, alpha=0.2)</w:t>
+        <w:t xml:space="preserve">samp = </w:t>
+      </w:r>
+      <w:proofErr w:type="spellStart"/>
+      <w:r>
+        <w:t>reg.sample</w:t>
+      </w:r>
+      <w:proofErr w:type="spellEnd"/>
+      <w:r>
+        <w:t>(min(</w:t>
+      </w:r>
+      <w:proofErr w:type="gramStart"/>
+      <w:r>
+        <w:t>5000,len</w:t>
+      </w:r>
+      <w:proofErr w:type="gramEnd"/>
+      <w:r>
+        <w:t>(reg)))</w:t>
+      </w:r>
+    </w:p>
+    <w:p>
+      <w:proofErr w:type="spellStart"/>
+      <w:proofErr w:type="gramStart"/>
+      <w:r>
+        <w:t>plt.scatter</w:t>
+      </w:r>
+      <w:proofErr w:type="spellEnd"/>
+      <w:proofErr w:type="gramEnd"/>
+      <w:r>
+        <w:t>(samp['</w:t>
+      </w:r>
+      <w:proofErr w:type="spellStart"/>
+      <w:r>
+        <w:t>distance_m</w:t>
+      </w:r>
+      <w:proofErr w:type="spellEnd"/>
+      <w:r>
+        <w:t>'], samp['</w:t>
+      </w:r>
+      <w:proofErr w:type="spellStart"/>
+      <w:r>
+        <w:t>path_loss_db</w:t>
+      </w:r>
+      <w:proofErr w:type="spellEnd"/>
+      <w:r>
+        <w:t>'], s=5, alpha=0.2)</w:t>
       </w:r>
     </w:p>
     <w:p/>
     <w:p>
-      <w:r>
-        <w:t>d_curve = np.linspace(reg['distance_m'].min(), reg['distance_m'].max(), 500)</w:t>
-      </w:r>
-    </w:p>
-    <w:p>
-      <w:r>
-        <w:t>ld_curve = np.log10(d_curve)</w:t>
+      <w:proofErr w:type="spellStart"/>
+      <w:r>
+        <w:t>d_curve</w:t>
+      </w:r>
+      <w:proofErr w:type="spellEnd"/>
+      <w:r>
+        <w:t xml:space="preserve"> = </w:t>
+      </w:r>
+      <w:proofErr w:type="spellStart"/>
+      <w:proofErr w:type="gramStart"/>
+      <w:r>
+        <w:t>np.linspace</w:t>
+      </w:r>
+      <w:proofErr w:type="spellEnd"/>
+      <w:proofErr w:type="gramEnd"/>
+      <w:r>
+        <w:t>(reg['</w:t>
+      </w:r>
+      <w:proofErr w:type="spellStart"/>
+      <w:r>
+        <w:t>distance_m</w:t>
+      </w:r>
+      <w:proofErr w:type="spellEnd"/>
+      <w:r>
+        <w:t>'</w:t>
+      </w:r>
+      <w:proofErr w:type="gramStart"/>
+      <w:r>
+        <w:t>].min</w:t>
+      </w:r>
+      <w:proofErr w:type="gramEnd"/>
+      <w:r>
+        <w:t>(), reg['</w:t>
+      </w:r>
+      <w:proofErr w:type="spellStart"/>
+      <w:r>
+        <w:t>distance_m</w:t>
+      </w:r>
+      <w:proofErr w:type="spellEnd"/>
+      <w:r>
+        <w:t>'].</w:t>
+      </w:r>
+      <w:proofErr w:type="gramStart"/>
+      <w:r>
+        <w:t>max(</w:t>
+      </w:r>
+      <w:proofErr w:type="gramEnd"/>
+      <w:r>
+        <w:t>), 500)</w:t>
+      </w:r>
+    </w:p>
+    <w:p>
+      <w:proofErr w:type="spellStart"/>
+      <w:r>
+        <w:t>ld_curve</w:t>
+      </w:r>
+      <w:proofErr w:type="spellEnd"/>
+      <w:r>
+        <w:t xml:space="preserve"> = np.log10(</w:t>
+      </w:r>
+      <w:proofErr w:type="spellStart"/>
+      <w:r>
+        <w:t>d_curve</w:t>
+      </w:r>
+      <w:proofErr w:type="spellEnd"/>
+      <w:r>
+        <w:t>)</w:t>
       </w:r>
     </w:p>
     <w:p/>
     <w:p>
-      <w:r>
-        <w:t>plt.plot(d_curve, pl0_fit + 10*n_fit*ld_curve, label='Log-Distance')</w:t>
-      </w:r>
-    </w:p>
-    <w:p>
-      <w:r>
-        <w:t>plt.plot(d_curve, xgb.predict(np.column_stack([ld_curve, np.zeros((500,4))])), label='XGBoost')</w:t>
+      <w:proofErr w:type="spellStart"/>
+      <w:proofErr w:type="gramStart"/>
+      <w:r>
+        <w:t>plt.plot</w:t>
+      </w:r>
+      <w:proofErr w:type="spellEnd"/>
+      <w:proofErr w:type="gramEnd"/>
+      <w:r>
+        <w:t>(</w:t>
+      </w:r>
+      <w:proofErr w:type="spellStart"/>
+      <w:r>
+        <w:t>d_curve</w:t>
+      </w:r>
+      <w:proofErr w:type="spellEnd"/>
+      <w:r>
+        <w:t>, pl0_fit + 10*</w:t>
+      </w:r>
+      <w:proofErr w:type="spellStart"/>
+      <w:r>
+        <w:t>n_fit</w:t>
+      </w:r>
+      <w:proofErr w:type="spellEnd"/>
+      <w:r>
+        <w:t>*</w:t>
+      </w:r>
+      <w:proofErr w:type="spellStart"/>
+      <w:r>
+        <w:t>ld_curve</w:t>
+      </w:r>
+      <w:proofErr w:type="spellEnd"/>
+      <w:r>
+        <w:t>, label='Log-Distance')</w:t>
+      </w:r>
+    </w:p>
+    <w:p>
+      <w:proofErr w:type="spellStart"/>
+      <w:proofErr w:type="gramStart"/>
+      <w:r>
+        <w:t>plt.plot</w:t>
+      </w:r>
+      <w:proofErr w:type="spellEnd"/>
+      <w:proofErr w:type="gramEnd"/>
+      <w:r>
+        <w:t>(</w:t>
+      </w:r>
+      <w:proofErr w:type="spellStart"/>
+      <w:r>
+        <w:t>d_curve</w:t>
+      </w:r>
+      <w:proofErr w:type="spellEnd"/>
+      <w:r>
+        <w:t xml:space="preserve">, </w:t>
+      </w:r>
+      <w:proofErr w:type="spellStart"/>
+      <w:proofErr w:type="gramStart"/>
+      <w:r>
+        <w:t>xgb.predict</w:t>
+      </w:r>
+      <w:proofErr w:type="spellEnd"/>
+      <w:proofErr w:type="gramEnd"/>
+      <w:r>
+        <w:t>(</w:t>
+      </w:r>
+      <w:proofErr w:type="spellStart"/>
+      <w:proofErr w:type="gramStart"/>
+      <w:r>
+        <w:t>np.column</w:t>
+      </w:r>
+      <w:proofErr w:type="gramEnd"/>
+      <w:r>
+        <w:t>_</w:t>
+      </w:r>
+      <w:proofErr w:type="gramStart"/>
+      <w:r>
+        <w:t>stack</w:t>
+      </w:r>
+      <w:proofErr w:type="spellEnd"/>
+      <w:r>
+        <w:t>(</w:t>
+      </w:r>
+      <w:proofErr w:type="gramEnd"/>
+      <w:r>
+        <w:t>[</w:t>
+      </w:r>
+      <w:proofErr w:type="spellStart"/>
+      <w:r>
+        <w:t>ld_curve</w:t>
+      </w:r>
+      <w:proofErr w:type="spellEnd"/>
+      <w:r>
+        <w:t xml:space="preserve">, </w:t>
+      </w:r>
+      <w:proofErr w:type="spellStart"/>
+      <w:proofErr w:type="gramStart"/>
+      <w:r>
+        <w:t>np.zeros</w:t>
+      </w:r>
+      <w:proofErr w:type="spellEnd"/>
+      <w:proofErr w:type="gramEnd"/>
+      <w:r>
+        <w:t>((500,4))])), label='</w:t>
+      </w:r>
+      <w:proofErr w:type="spellStart"/>
+      <w:r>
+        <w:t>XGBoost</w:t>
+      </w:r>
+      <w:proofErr w:type="spellEnd"/>
+      <w:r>
+        <w:t>')</w:t>
       </w:r>
     </w:p>
     <w:p/>
     <w:p>
-      <w:r>
-        <w:t>plt.legend()</w:t>
-      </w:r>
-    </w:p>
-    <w:p>
-      <w:r>
-        <w:t>plt.xlabel("Distance")</w:t>
-      </w:r>
-    </w:p>
-    <w:p>
-      <w:r>
-        <w:t>plt.ylabel("Path Loss")</w:t>
-      </w:r>
-    </w:p>
-    <w:p>
-      <w:r>
-        <w:t>plt.grid()</w:t>
+      <w:proofErr w:type="spellStart"/>
+      <w:proofErr w:type="gramStart"/>
+      <w:r>
+        <w:t>plt.legend</w:t>
+      </w:r>
+      <w:proofErr w:type="spellEnd"/>
+      <w:proofErr w:type="gramEnd"/>
+      <w:r>
+        <w:t>()</w:t>
+      </w:r>
+    </w:p>
+    <w:p>
+      <w:proofErr w:type="spellStart"/>
+      <w:proofErr w:type="gramStart"/>
+      <w:r>
+        <w:t>plt.xlabel</w:t>
+      </w:r>
+      <w:proofErr w:type="spellEnd"/>
+      <w:proofErr w:type="gramEnd"/>
+      <w:r>
+        <w:t>("Distance")</w:t>
+      </w:r>
+    </w:p>
+    <w:p>
+      <w:proofErr w:type="spellStart"/>
+      <w:proofErr w:type="gramStart"/>
+      <w:r>
+        <w:t>plt.ylabel</w:t>
+      </w:r>
+      <w:proofErr w:type="spellEnd"/>
+      <w:proofErr w:type="gramEnd"/>
+      <w:r>
+        <w:t>("Path Loss")</w:t>
+      </w:r>
+    </w:p>
+    <w:p>
+      <w:proofErr w:type="spellStart"/>
+      <w:proofErr w:type="gramStart"/>
+      <w:r>
+        <w:t>plt.grid</w:t>
+      </w:r>
+      <w:proofErr w:type="spellEnd"/>
+      <w:proofErr w:type="gramEnd"/>
+      <w:r>
+        <w:t>()</w:t>
       </w:r>
     </w:p>
     <w:p/>
     <w:p>
-      <w:r>
-        <w:t>plt.savefig("C:/Dir/IITM-M.Tech/Wireless Communication/MiniProject/zone_cell_data/final_comparison_plot.png")</w:t>
-      </w:r>
-    </w:p>
-    <w:p>
-      <w:r>
-        <w:t>print("Plot saved.")</w:t>
+      <w:proofErr w:type="spellStart"/>
+      <w:proofErr w:type="gramStart"/>
+      <w:r>
+        <w:t>plt.savefig</w:t>
+      </w:r>
+      <w:proofErr w:type="spellEnd"/>
+      <w:proofErr w:type="gramEnd"/>
+      <w:r>
+        <w:t>("C:/Dir/IITM-M.Tech/Wireless Communication/MiniProject/zone_cell_data/final_comparison_plot.png")</w:t>
+      </w:r>
+    </w:p>
+    <w:p>
+      <w:proofErr w:type="gramStart"/>
+      <w:r>
+        <w:t>print(</w:t>
+      </w:r>
+      <w:proofErr w:type="gramEnd"/>
+      <w:r>
+        <w:t>"Plot saved.")</w:t>
       </w:r>
     </w:p>
     <w:p>
@@ -7414,6 +10637,7 @@
   <w:style w:type="character" w:default="1" w:styleId="DefaultParagraphFont">
     <w:name w:val="Default Paragraph Font"/>
     <w:uiPriority w:val="1"/>
+    <w:semiHidden/>
     <w:unhideWhenUsed/>
   </w:style>
   <w:style w:type="table" w:default="1" w:styleId="TableNormal">
